--- a/docs/04-ui-pages-and-workflows.docx
+++ b/docs/04-ui-pages-and-workflows.docx
@@ -2,7 +2,7 @@
 <file path=word/document.xml><?xml version="1.0" encoding="utf-8"?>
 <w:document xmlns:w="http://schemas.openxmlformats.org/wordprocessingml/2006/main" xmlns:m="http://schemas.openxmlformats.org/officeDocument/2006/math" xmlns:r="http://schemas.openxmlformats.org/officeDocument/2006/relationships" xmlns:o="urn:schemas-microsoft-com:office:office" xmlns:v="urn:schemas-microsoft-com:vml" xmlns:w10="urn:schemas-microsoft-com:office:word" xmlns:a="http://schemas.openxmlformats.org/drawingml/2006/main" xmlns:pic="http://schemas.openxmlformats.org/drawingml/2006/picture" xmlns:wp="http://schemas.openxmlformats.org/drawingml/2006/wordprocessingDrawing">
   <w:body>
-    <w:bookmarkStart w:id="38" w:name="ui-pages-and-workflows"/>
+    <w:bookmarkStart w:id="46" w:name="ui-pages-and-workflows"/>
     <w:p>
       <w:pPr>
         <w:pStyle w:val="Heading1"/>
@@ -71,7 +71,23 @@
         <w:t xml:space="preserve"> </w:t>
       </w:r>
       <w:r>
-        <w:t xml:space="preserve">workspace (Overview, Team Matching, Submit Project, Judging, Admin).</w:t>
+        <w:t xml:space="preserve">workspace (Overview, Team Matching, Submit Project, Judging, Admin). The top bar has a</w:t>
+      </w:r>
+      <w:r>
+        <w:t xml:space="preserve"> </w:t>
+      </w:r>
+      <w:r>
+        <w:rPr>
+          <w:b/>
+          <w:bCs/>
+        </w:rPr>
+        <w:t xml:space="preserve">light/dark mode toggle</w:t>
+      </w:r>
+      <w:r>
+        <w:t xml:space="preserve"> </w:t>
+      </w:r>
+      <w:r>
+        <w:t xml:space="preserve">(☾ / ☀) available on every page; the choice is remembered.</w:t>
       </w:r>
     </w:p>
     <w:p>
@@ -314,7 +330,7 @@
               <w:pStyle w:val="Compact"/>
             </w:pPr>
             <w:r>
-              <w:t xml:space="preserve">Optional</w:t>
+              <w:t xml:space="preserve">Mandatory</w:t>
             </w:r>
           </w:p>
         </w:tc>
@@ -374,7 +390,20 @@
         <w:t xml:space="preserve"> </w:t>
       </w:r>
       <w:r>
-        <w:t xml:space="preserve">valid email; password ≥ 6; email unused.</w:t>
+        <w:t xml:space="preserve">valid email; password ≥ 6;</w:t>
+      </w:r>
+      <w:r>
+        <w:t xml:space="preserve"> </w:t>
+      </w:r>
+      <w:r>
+        <w:rPr>
+          <w:b/>
+          <w:bCs/>
+        </w:rPr>
+        <w:t xml:space="preserve">LinkedIn URL required</w:t>
+      </w:r>
+      <w:r>
+        <w:t xml:space="preserve">; email unused.</w:t>
       </w:r>
     </w:p>
     <w:p>
@@ -396,7 +425,13 @@
         <w:t xml:space="preserve"> </w:t>
       </w:r>
       <w:r>
-        <w:t xml:space="preserve">inline messages (invalid email / short password / already exists).</w:t>
+        <w:t xml:space="preserve">inline messages (invalid email / short password / LinkedIn</w:t>
+      </w:r>
+      <w:r>
+        <w:t xml:space="preserve"> </w:t>
+      </w:r>
+      <w:r>
+        <w:t xml:space="preserve">required / already exists).</w:t>
       </w:r>
     </w:p>
     <w:bookmarkStart w:id="10" w:name="workflow-1-create-account"/>
@@ -533,7 +568,45 @@
         <w:t xml:space="preserve"> </w:t>
       </w:r>
       <w:r>
-        <w:t xml:space="preserve">continue. 3. Email taken?</w:t>
+        <w:t xml:space="preserve">continue. 3. LinkedIn provided?</w:t>
+      </w:r>
+      <w:r>
+        <w:t xml:space="preserve"> </w:t>
+      </w:r>
+      <w:r>
+        <w:rPr>
+          <w:b/>
+          <w:bCs/>
+        </w:rPr>
+        <w:t xml:space="preserve">NO:</w:t>
+      </w:r>
+      <w:r>
+        <w:t xml:space="preserve"> </w:t>
+      </w:r>
+      <w:r>
+        <w:t xml:space="preserve">stop.</w:t>
+      </w:r>
+      <w:r>
+        <w:t xml:space="preserve"> </w:t>
+      </w:r>
+      <w:r>
+        <w:rPr>
+          <w:b/>
+          <w:bCs/>
+        </w:rPr>
+        <w:t xml:space="preserve">YES:</w:t>
+      </w:r>
+      <w:r>
+        <w:t xml:space="preserve"> </w:t>
+      </w:r>
+      <w:r>
+        <w:t xml:space="preserve">continue.</w:t>
+      </w:r>
+      <w:r>
+        <w:t xml:space="preserve"> </w:t>
+      </w:r>
+      <w:r>
+        <w:t xml:space="preserve">4. Email taken?</w:t>
       </w:r>
       <w:r>
         <w:t xml:space="preserve"> </w:t>
@@ -1047,6 +1120,1319 @@
         <w:numPr>
           <w:ilvl w:val="0"/>
           <w:numId w:val="1005"/>
+        </w:numPr>
+      </w:pPr>
+      <w:r>
+        <w:rPr>
+          <w:b/>
+          <w:bCs/>
+        </w:rPr>
+        <w:t xml:space="preserve">What is on the screen:</w:t>
+      </w:r>
+    </w:p>
+    <w:tbl>
+      <w:tblPr>
+        <w:tblStyle w:val="Table"/>
+        <w:tblW w:type="pct" w:w="5000"/>
+        <w:tblLayout w:type="fixed"/>
+        <w:tblLook w:firstRow="1" w:lastRow="0" w:firstColumn="0" w:lastColumn="0" w:noHBand="0" w:noVBand="0" w:val="0020"/>
+      </w:tblPr>
+      <w:tblGrid>
+        <w:gridCol w:w="2066"/>
+        <w:gridCol w:w="2066"/>
+        <w:gridCol w:w="3787"/>
+      </w:tblGrid>
+      <w:tr>
+        <w:trPr>
+          <w:tblHeader w:val="on"/>
+        </w:trPr>
+        <w:tc>
+          <w:tcPr/>
+          <w:p>
+            <w:pPr>
+              <w:pStyle w:val="Compact"/>
+            </w:pPr>
+            <w:r>
+              <w:t xml:space="preserve">Name</w:t>
+            </w:r>
+          </w:p>
+        </w:tc>
+        <w:tc>
+          <w:tcPr/>
+          <w:p>
+            <w:pPr>
+              <w:pStyle w:val="Compact"/>
+            </w:pPr>
+            <w:r>
+              <w:t xml:space="preserve">Type</w:t>
+            </w:r>
+          </w:p>
+        </w:tc>
+        <w:tc>
+          <w:tcPr/>
+          <w:p>
+            <w:pPr>
+              <w:pStyle w:val="Compact"/>
+            </w:pPr>
+            <w:r>
+              <w:t xml:space="preserve">Mandatory</w:t>
+            </w:r>
+          </w:p>
+        </w:tc>
+      </w:tr>
+      <w:tr>
+        <w:tc>
+          <w:tcPr/>
+          <w:p>
+            <w:pPr>
+              <w:pStyle w:val="Compact"/>
+            </w:pPr>
+            <w:r>
+              <w:t xml:space="preserve">Hackathon cards (name, description, counts, Judge badge)</w:t>
+            </w:r>
+          </w:p>
+        </w:tc>
+        <w:tc>
+          <w:tcPr/>
+          <w:p>
+            <w:pPr>
+              <w:pStyle w:val="Compact"/>
+            </w:pPr>
+            <w:r>
+              <w:t xml:space="preserve">List</w:t>
+            </w:r>
+          </w:p>
+        </w:tc>
+        <w:tc>
+          <w:tcPr/>
+          <w:p>
+            <w:pPr>
+              <w:pStyle w:val="Compact"/>
+            </w:pPr>
+            <w:r>
+              <w:t xml:space="preserve">—</w:t>
+            </w:r>
+          </w:p>
+        </w:tc>
+      </w:tr>
+      <w:tr>
+        <w:tc>
+          <w:tcPr/>
+          <w:p>
+            <w:pPr>
+              <w:pStyle w:val="Compact"/>
+            </w:pPr>
+            <w:r>
+              <w:t xml:space="preserve">+ New hackathon (admin only)</w:t>
+            </w:r>
+          </w:p>
+        </w:tc>
+        <w:tc>
+          <w:tcPr/>
+          <w:p>
+            <w:pPr>
+              <w:pStyle w:val="Compact"/>
+            </w:pPr>
+            <w:r>
+              <w:t xml:space="preserve">Button</w:t>
+            </w:r>
+          </w:p>
+        </w:tc>
+        <w:tc>
+          <w:tcPr/>
+          <w:p>
+            <w:pPr>
+              <w:pStyle w:val="Compact"/>
+            </w:pPr>
+            <w:r>
+              <w:t xml:space="preserve">—</w:t>
+            </w:r>
+          </w:p>
+        </w:tc>
+      </w:tr>
+      <w:tr>
+        <w:tc>
+          <w:tcPr/>
+          <w:p>
+            <w:pPr>
+              <w:pStyle w:val="Compact"/>
+            </w:pPr>
+            <w:r>
+              <w:t xml:space="preserve">Create form: Name</w:t>
+            </w:r>
+          </w:p>
+        </w:tc>
+        <w:tc>
+          <w:tcPr/>
+          <w:p>
+            <w:pPr>
+              <w:pStyle w:val="Compact"/>
+            </w:pPr>
+            <w:r>
+              <w:t xml:space="preserve">Text field</w:t>
+            </w:r>
+          </w:p>
+        </w:tc>
+        <w:tc>
+          <w:tcPr/>
+          <w:p>
+            <w:pPr>
+              <w:pStyle w:val="Compact"/>
+            </w:pPr>
+            <w:r>
+              <w:t xml:space="preserve">Mandatory</w:t>
+            </w:r>
+          </w:p>
+        </w:tc>
+      </w:tr>
+      <w:tr>
+        <w:tc>
+          <w:tcPr/>
+          <w:p>
+            <w:pPr>
+              <w:pStyle w:val="Compact"/>
+            </w:pPr>
+            <w:r>
+              <w:t xml:space="preserve">Create form: Description</w:t>
+            </w:r>
+          </w:p>
+        </w:tc>
+        <w:tc>
+          <w:tcPr/>
+          <w:p>
+            <w:pPr>
+              <w:pStyle w:val="Compact"/>
+            </w:pPr>
+            <w:r>
+              <w:t xml:space="preserve">Text area</w:t>
+            </w:r>
+          </w:p>
+        </w:tc>
+        <w:tc>
+          <w:tcPr/>
+          <w:p>
+            <w:pPr>
+              <w:pStyle w:val="Compact"/>
+            </w:pPr>
+            <w:r>
+              <w:t xml:space="preserve">Optional</w:t>
+            </w:r>
+          </w:p>
+        </w:tc>
+      </w:tr>
+      <w:tr>
+        <w:tc>
+          <w:tcPr/>
+          <w:p>
+            <w:pPr>
+              <w:pStyle w:val="Compact"/>
+            </w:pPr>
+            <w:r>
+              <w:t xml:space="preserve">Create form: Date (day of the hackathon)</w:t>
+            </w:r>
+          </w:p>
+        </w:tc>
+        <w:tc>
+          <w:tcPr/>
+          <w:p>
+            <w:pPr>
+              <w:pStyle w:val="Compact"/>
+            </w:pPr>
+            <w:r>
+              <w:t xml:space="preserve">Date picker</w:t>
+            </w:r>
+          </w:p>
+        </w:tc>
+        <w:tc>
+          <w:tcPr/>
+          <w:p>
+            <w:pPr>
+              <w:pStyle w:val="Compact"/>
+            </w:pPr>
+            <w:r>
+              <w:t xml:space="preserve">Optional</w:t>
+            </w:r>
+          </w:p>
+        </w:tc>
+      </w:tr>
+      <w:tr>
+        <w:tc>
+          <w:tcPr/>
+          <w:p>
+            <w:pPr>
+              <w:pStyle w:val="Compact"/>
+            </w:pPr>
+            <w:r>
+              <w:t xml:space="preserve">Create form: Start time</w:t>
+            </w:r>
+          </w:p>
+        </w:tc>
+        <w:tc>
+          <w:tcPr/>
+          <w:p>
+            <w:pPr>
+              <w:pStyle w:val="Compact"/>
+            </w:pPr>
+            <w:r>
+              <w:t xml:space="preserve">Time picker</w:t>
+            </w:r>
+          </w:p>
+        </w:tc>
+        <w:tc>
+          <w:tcPr/>
+          <w:p>
+            <w:pPr>
+              <w:pStyle w:val="Compact"/>
+            </w:pPr>
+            <w:r>
+              <w:t xml:space="preserve">Optional</w:t>
+            </w:r>
+          </w:p>
+        </w:tc>
+      </w:tr>
+      <w:tr>
+        <w:tc>
+          <w:tcPr/>
+          <w:p>
+            <w:pPr>
+              <w:pStyle w:val="Compact"/>
+            </w:pPr>
+            <w:r>
+              <w:t xml:space="preserve">Create form: End time</w:t>
+            </w:r>
+          </w:p>
+        </w:tc>
+        <w:tc>
+          <w:tcPr/>
+          <w:p>
+            <w:pPr>
+              <w:pStyle w:val="Compact"/>
+            </w:pPr>
+            <w:r>
+              <w:t xml:space="preserve">Time picker</w:t>
+            </w:r>
+          </w:p>
+        </w:tc>
+        <w:tc>
+          <w:tcPr/>
+          <w:p>
+            <w:pPr>
+              <w:pStyle w:val="Compact"/>
+            </w:pPr>
+            <w:r>
+              <w:t xml:space="preserve">Optional</w:t>
+            </w:r>
+          </w:p>
+        </w:tc>
+      </w:tr>
+      <w:tr>
+        <w:tc>
+          <w:tcPr/>
+          <w:p>
+            <w:pPr>
+              <w:pStyle w:val="Compact"/>
+            </w:pPr>
+            <w:r>
+              <w:t xml:space="preserve">Create form: Location (venue or online link)</w:t>
+            </w:r>
+          </w:p>
+        </w:tc>
+        <w:tc>
+          <w:tcPr/>
+          <w:p>
+            <w:pPr>
+              <w:pStyle w:val="Compact"/>
+            </w:pPr>
+            <w:r>
+              <w:t xml:space="preserve">Text field</w:t>
+            </w:r>
+          </w:p>
+        </w:tc>
+        <w:tc>
+          <w:tcPr/>
+          <w:p>
+            <w:pPr>
+              <w:pStyle w:val="Compact"/>
+            </w:pPr>
+            <w:r>
+              <w:t xml:space="preserve">Optional</w:t>
+            </w:r>
+          </w:p>
+        </w:tc>
+      </w:tr>
+      <w:tr>
+        <w:tc>
+          <w:tcPr/>
+          <w:p>
+            <w:pPr>
+              <w:pStyle w:val="Compact"/>
+            </w:pPr>
+            <w:r>
+              <w:t xml:space="preserve">Create form: Community &amp; Support (Discord/channel)</w:t>
+            </w:r>
+          </w:p>
+        </w:tc>
+        <w:tc>
+          <w:tcPr/>
+          <w:p>
+            <w:pPr>
+              <w:pStyle w:val="Compact"/>
+            </w:pPr>
+            <w:r>
+              <w:t xml:space="preserve">Text area</w:t>
+            </w:r>
+          </w:p>
+        </w:tc>
+        <w:tc>
+          <w:tcPr/>
+          <w:p>
+            <w:pPr>
+              <w:pStyle w:val="Compact"/>
+            </w:pPr>
+            <w:r>
+              <w:t xml:space="preserve">Optional</w:t>
+            </w:r>
+          </w:p>
+        </w:tc>
+      </w:tr>
+      <w:tr>
+        <w:tc>
+          <w:tcPr/>
+          <w:p>
+            <w:pPr>
+              <w:pStyle w:val="Compact"/>
+            </w:pPr>
+            <w:r>
+              <w:t xml:space="preserve">Create form: Schedule</w:t>
+            </w:r>
+          </w:p>
+        </w:tc>
+        <w:tc>
+          <w:tcPr/>
+          <w:p>
+            <w:pPr>
+              <w:pStyle w:val="Compact"/>
+            </w:pPr>
+            <w:r>
+              <w:t xml:space="preserve">Text area</w:t>
+            </w:r>
+          </w:p>
+        </w:tc>
+        <w:tc>
+          <w:tcPr/>
+          <w:p>
+            <w:pPr>
+              <w:pStyle w:val="Compact"/>
+            </w:pPr>
+            <w:r>
+              <w:t xml:space="preserve">Optional</w:t>
+            </w:r>
+          </w:p>
+        </w:tc>
+      </w:tr>
+    </w:tbl>
+    <w:p>
+      <w:pPr>
+        <w:pStyle w:val="Compact"/>
+        <w:numPr>
+          <w:ilvl w:val="0"/>
+          <w:numId w:val="1006"/>
+        </w:numPr>
+      </w:pPr>
+      <w:r>
+        <w:rPr>
+          <w:b/>
+          <w:bCs/>
+        </w:rPr>
+        <w:t xml:space="preserve">Validation:</w:t>
+      </w:r>
+      <w:r>
+        <w:t xml:space="preserve"> </w:t>
+      </w:r>
+      <w:r>
+        <w:t xml:space="preserve">create requires a non-empty name (admin only). Tracks, sponsors and judges are</w:t>
+      </w:r>
+      <w:r>
+        <w:t xml:space="preserve"> </w:t>
+      </w:r>
+      <w:r>
+        <w:t xml:space="preserve">added on the next screen (Admin).</w:t>
+      </w:r>
+    </w:p>
+    <w:p>
+      <w:pPr>
+        <w:pStyle w:val="Compact"/>
+        <w:numPr>
+          <w:ilvl w:val="0"/>
+          <w:numId w:val="1006"/>
+        </w:numPr>
+      </w:pPr>
+      <w:r>
+        <w:rPr>
+          <w:b/>
+          <w:bCs/>
+        </w:rPr>
+        <w:t xml:space="preserve">When something goes wrong:</w:t>
+      </w:r>
+      <w:r>
+        <w:t xml:space="preserve"> </w:t>
+      </w:r>
+      <w:r>
+        <w:t xml:space="preserve">“Hackathon name is required”</w:t>
+      </w:r>
+      <w:r>
+        <w:t xml:space="preserve">; non-admins don’t see create.</w:t>
+      </w:r>
+    </w:p>
+    <w:bookmarkStart w:id="15" w:name="workflow-1-browse-open-a-hackathon"/>
+    <w:p>
+      <w:pPr>
+        <w:pStyle w:val="Heading3"/>
+      </w:pPr>
+      <w:r>
+        <w:t xml:space="preserve">Workflow 1: Browse &amp; open a hackathon</w:t>
+      </w:r>
+    </w:p>
+    <w:p>
+      <w:pPr>
+        <w:pStyle w:val="FirstParagraph"/>
+      </w:pPr>
+      <w:r>
+        <w:rPr>
+          <w:b/>
+          <w:bCs/>
+        </w:rPr>
+        <w:t xml:space="preserve">What the user sees</w:t>
+      </w:r>
+      <w:r>
+        <w:t xml:space="preserve"> </w:t>
+      </w:r>
+      <w:r>
+        <w:t xml:space="preserve">Cards for each hackathon; clicking one opens its Overview.</w:t>
+      </w:r>
+      <w:r>
+        <w:t xml:space="preserve"> </w:t>
+      </w:r>
+      <w:r>
+        <w:rPr>
+          <w:b/>
+          <w:bCs/>
+        </w:rPr>
+        <w:t xml:space="preserve">What the system does</w:t>
+      </w:r>
+      <w:r>
+        <w:t xml:space="preserve"> </w:t>
+      </w:r>
+      <w:r>
+        <w:t xml:space="preserve">Load all hackathons with per-user judge flag and counts.</w:t>
+      </w:r>
+      <w:r>
+        <w:t xml:space="preserve"> </w:t>
+      </w:r>
+      <w:r>
+        <w:rPr>
+          <w:b/>
+          <w:bCs/>
+        </w:rPr>
+        <w:t xml:space="preserve">Simple logic summary</w:t>
+      </w:r>
+      <w:r>
+        <w:t xml:space="preserve"> </w:t>
+      </w:r>
+      <w:r>
+        <w:t xml:space="preserve">Show every hackathon; entering one scopes all later screens to it.</w:t>
+      </w:r>
+      <w:r>
+        <w:t xml:space="preserve"> </w:t>
+      </w:r>
+      <w:r>
+        <w:rPr>
+          <w:b/>
+          <w:bCs/>
+        </w:rPr>
+        <w:t xml:space="preserve">Flow picture</w:t>
+      </w:r>
+      <w:r>
+        <w:t xml:space="preserve"> </w:t>
+      </w:r>
+      <w:r>
+        <w:rPr>
+          <w:rStyle w:val="VerbatimChar"/>
+        </w:rPr>
+        <w:t xml:space="preserve">[Open home] -&gt; [Load hackathons] -&gt; [Click card] -&gt; [Hackathon workspace]</w:t>
+      </w:r>
+    </w:p>
+    <w:bookmarkEnd w:id="15"/>
+    <w:bookmarkStart w:id="16" w:name="workflow-2-create-a-hackathon-admin"/>
+    <w:p>
+      <w:pPr>
+        <w:pStyle w:val="Heading3"/>
+      </w:pPr>
+      <w:r>
+        <w:t xml:space="preserve">Workflow 2: Create a hackathon (admin)</w:t>
+      </w:r>
+    </w:p>
+    <w:p>
+      <w:pPr>
+        <w:pStyle w:val="FirstParagraph"/>
+      </w:pPr>
+      <w:r>
+        <w:rPr>
+          <w:b/>
+          <w:bCs/>
+        </w:rPr>
+        <w:t xml:space="preserve">What the user sees</w:t>
+      </w:r>
+      <w:r>
+        <w:t xml:space="preserve"> </w:t>
+      </w:r>
+      <w:r>
+        <w:t xml:space="preserve">Admin clicks</w:t>
+      </w:r>
+      <w:r>
+        <w:t xml:space="preserve"> </w:t>
+      </w:r>
+      <w:r>
+        <w:rPr>
+          <w:b/>
+          <w:bCs/>
+        </w:rPr>
+        <w:t xml:space="preserve">+ New hackathon</w:t>
+      </w:r>
+      <w:r>
+        <w:t xml:space="preserve">, fills name/details and the event</w:t>
+      </w:r>
+      <w:r>
+        <w:t xml:space="preserve"> </w:t>
+      </w:r>
+      <w:r>
+        <w:rPr>
+          <w:b/>
+          <w:bCs/>
+        </w:rPr>
+        <w:t xml:space="preserve">date</w:t>
+      </w:r>
+      <w:r>
+        <w:t xml:space="preserve">,</w:t>
+      </w:r>
+      <w:r>
+        <w:t xml:space="preserve"> </w:t>
+      </w:r>
+      <w:r>
+        <w:rPr>
+          <w:b/>
+          <w:bCs/>
+        </w:rPr>
+        <w:t xml:space="preserve">start time</w:t>
+      </w:r>
+      <w:r>
+        <w:t xml:space="preserve">,</w:t>
+      </w:r>
+      <w:r>
+        <w:t xml:space="preserve"> </w:t>
+      </w:r>
+      <w:r>
+        <w:rPr>
+          <w:b/>
+          <w:bCs/>
+        </w:rPr>
+        <w:t xml:space="preserve">end time</w:t>
+      </w:r>
+      <w:r>
+        <w:t xml:space="preserve"> </w:t>
+      </w:r>
+      <w:r>
+        <w:t xml:space="preserve">and</w:t>
+      </w:r>
+      <w:r>
+        <w:t xml:space="preserve"> </w:t>
+      </w:r>
+      <w:r>
+        <w:rPr>
+          <w:b/>
+          <w:bCs/>
+        </w:rPr>
+        <w:t xml:space="preserve">location</w:t>
+      </w:r>
+      <w:r>
+        <w:t xml:space="preserve">, creates, and is taken to that hackathon’s</w:t>
+      </w:r>
+      <w:r>
+        <w:t xml:space="preserve"> </w:t>
+      </w:r>
+      <w:r>
+        <w:t xml:space="preserve">Admin page. A note explains projects can only be submitted on the date chosen.</w:t>
+      </w:r>
+      <w:r>
+        <w:t xml:space="preserve"> </w:t>
+      </w:r>
+      <w:r>
+        <w:rPr>
+          <w:b/>
+          <w:bCs/>
+        </w:rPr>
+        <w:t xml:space="preserve">What the system does</w:t>
+      </w:r>
+      <w:r>
+        <w:t xml:space="preserve"> </w:t>
+      </w:r>
+      <w:r>
+        <w:t xml:space="preserve">Name present?</w:t>
+      </w:r>
+      <w:r>
+        <w:t xml:space="preserve"> </w:t>
+      </w:r>
+      <w:r>
+        <w:rPr>
+          <w:b/>
+          <w:bCs/>
+        </w:rPr>
+        <w:t xml:space="preserve">NO:</w:t>
+      </w:r>
+      <w:r>
+        <w:t xml:space="preserve"> </w:t>
+      </w:r>
+      <w:r>
+        <w:t xml:space="preserve">stop.</w:t>
+      </w:r>
+      <w:r>
+        <w:t xml:space="preserve"> </w:t>
+      </w:r>
+      <w:r>
+        <w:rPr>
+          <w:b/>
+          <w:bCs/>
+        </w:rPr>
+        <w:t xml:space="preserve">YES:</w:t>
+      </w:r>
+      <w:r>
+        <w:t xml:space="preserve"> </w:t>
+      </w:r>
+      <w:r>
+        <w:t xml:space="preserve">save the hackathon (including date,</w:t>
+      </w:r>
+      <w:r>
+        <w:t xml:space="preserve"> </w:t>
+      </w:r>
+      <w:r>
+        <w:t xml:space="preserve">start/end time and location) and open its Admin. The date becomes the only day projects may be</w:t>
+      </w:r>
+      <w:r>
+        <w:t xml:space="preserve"> </w:t>
+      </w:r>
+      <w:r>
+        <w:t xml:space="preserve">submitted.</w:t>
+      </w:r>
+      <w:r>
+        <w:t xml:space="preserve"> </w:t>
+      </w:r>
+      <w:r>
+        <w:rPr>
+          <w:b/>
+          <w:bCs/>
+        </w:rPr>
+        <w:t xml:space="preserve">Simple logic summary</w:t>
+      </w:r>
+      <w:r>
+        <w:t xml:space="preserve"> </w:t>
+      </w:r>
+      <w:r>
+        <w:t xml:space="preserve">IF name empty THEN stop; ELSE create with date/start–end time/location</w:t>
+      </w:r>
+      <w:r>
+        <w:t xml:space="preserve"> </w:t>
+      </w:r>
+      <w:r>
+        <w:t xml:space="preserve">and configure. The chosen date controls when project submission is allowed.</w:t>
+      </w:r>
+      <w:r>
+        <w:t xml:space="preserve"> </w:t>
+      </w:r>
+      <w:r>
+        <w:rPr>
+          <w:b/>
+          <w:bCs/>
+        </w:rPr>
+        <w:t xml:space="preserve">Flow picture</w:t>
+      </w:r>
+      <w:r>
+        <w:t xml:space="preserve"> </w:t>
+      </w:r>
+      <w:r>
+        <w:rPr>
+          <w:rStyle w:val="VerbatimChar"/>
+        </w:rPr>
+        <w:t xml:space="preserve">[+ New] -&gt; {name?} --NO--&gt; [Error]; --YES--&gt; [Save date/time/location] -&gt; [Admin]</w:t>
+      </w:r>
+    </w:p>
+    <w:p>
+      <w:r>
+        <w:pict>
+          <v:rect style="width:0;height:1.5pt" o:hralign="center" o:hrstd="t" o:hr="t"/>
+        </w:pict>
+      </w:r>
+    </w:p>
+    <w:bookmarkEnd w:id="16"/>
+    <w:bookmarkEnd w:id="17"/>
+    <w:bookmarkStart w:id="21" w:name="ui-page-users-admin-only"/>
+    <w:p>
+      <w:pPr>
+        <w:pStyle w:val="Heading2"/>
+      </w:pPr>
+      <w:r>
+        <w:t xml:space="preserve">UI Page:</w:t>
+      </w:r>
+      <w:r>
+        <w:t xml:space="preserve"> </w:t>
+      </w:r>
+      <w:r>
+        <w:rPr>
+          <w:rStyle w:val="VerbatimChar"/>
+        </w:rPr>
+        <w:t xml:space="preserve">Users</w:t>
+      </w:r>
+      <w:r>
+        <w:t xml:space="preserve"> </w:t>
+      </w:r>
+      <w:r>
+        <w:t xml:space="preserve">(admin only)</w:t>
+      </w:r>
+    </w:p>
+    <w:p>
+      <w:pPr>
+        <w:pStyle w:val="Compact"/>
+        <w:numPr>
+          <w:ilvl w:val="0"/>
+          <w:numId w:val="1007"/>
+        </w:numPr>
+      </w:pPr>
+      <w:r>
+        <w:rPr>
+          <w:b/>
+          <w:bCs/>
+        </w:rPr>
+        <w:t xml:space="preserve">Where to find it:</w:t>
+      </w:r>
+      <w:r>
+        <w:t xml:space="preserve"> </w:t>
+      </w:r>
+      <w:r>
+        <w:rPr>
+          <w:rStyle w:val="VerbatimChar"/>
+        </w:rPr>
+        <w:t xml:space="preserve">/users</w:t>
+      </w:r>
+      <w:r>
+        <w:t xml:space="preserve"> </w:t>
+      </w:r>
+      <w:r>
+        <w:t xml:space="preserve">(top nav, admin only).</w:t>
+      </w:r>
+    </w:p>
+    <w:p>
+      <w:pPr>
+        <w:pStyle w:val="Compact"/>
+        <w:numPr>
+          <w:ilvl w:val="0"/>
+          <w:numId w:val="1007"/>
+        </w:numPr>
+      </w:pPr>
+      <w:r>
+        <w:rPr>
+          <w:b/>
+          <w:bCs/>
+        </w:rPr>
+        <w:t xml:space="preserve">Purpose:</w:t>
+      </w:r>
+      <w:r>
+        <w:t xml:space="preserve"> </w:t>
+      </w:r>
+      <w:r>
+        <w:t xml:space="preserve">Manage</w:t>
+      </w:r>
+      <w:r>
+        <w:t xml:space="preserve"> </w:t>
+      </w:r>
+      <w:r>
+        <w:rPr>
+          <w:b/>
+          <w:bCs/>
+        </w:rPr>
+        <w:t xml:space="preserve">global</w:t>
+      </w:r>
+      <w:r>
+        <w:t xml:space="preserve"> </w:t>
+      </w:r>
+      <w:r>
+        <w:t xml:space="preserve">accounts (add/remove). Per-hackathon view/judge access is set</w:t>
+      </w:r>
+      <w:r>
+        <w:t xml:space="preserve"> </w:t>
+      </w:r>
+      <w:r>
+        <w:t xml:space="preserve">inside each hackathon’s Admin page.</w:t>
+      </w:r>
+    </w:p>
+    <w:p>
+      <w:pPr>
+        <w:pStyle w:val="Compact"/>
+        <w:numPr>
+          <w:ilvl w:val="0"/>
+          <w:numId w:val="1007"/>
+        </w:numPr>
+      </w:pPr>
+      <w:r>
+        <w:rPr>
+          <w:b/>
+          <w:bCs/>
+        </w:rPr>
+        <w:t xml:space="preserve">What is on the screen:</w:t>
+      </w:r>
+      <w:r>
+        <w:t xml:space="preserve"> </w:t>
+      </w:r>
+      <w:r>
+        <w:t xml:space="preserve">Add-user form (Email, Password, LinkedIn optional); a table of all</w:t>
+      </w:r>
+      <w:r>
+        <w:t xml:space="preserve"> </w:t>
+      </w:r>
+      <w:r>
+        <w:t xml:space="preserve">users with role and a remove action.</w:t>
+      </w:r>
+    </w:p>
+    <w:p>
+      <w:pPr>
+        <w:pStyle w:val="Compact"/>
+        <w:numPr>
+          <w:ilvl w:val="0"/>
+          <w:numId w:val="1007"/>
+        </w:numPr>
+      </w:pPr>
+      <w:r>
+        <w:rPr>
+          <w:b/>
+          <w:bCs/>
+        </w:rPr>
+        <w:t xml:space="preserve">Validation:</w:t>
+      </w:r>
+      <w:r>
+        <w:t xml:space="preserve"> </w:t>
+      </w:r>
+      <w:r>
+        <w:t xml:space="preserve">email + password required; unique email; admin account can’t be removed.</w:t>
+      </w:r>
+    </w:p>
+    <w:bookmarkStart w:id="18" w:name="workflow-1-add-a-user"/>
+    <w:p>
+      <w:pPr>
+        <w:pStyle w:val="Heading3"/>
+      </w:pPr>
+      <w:r>
+        <w:t xml:space="preserve">Workflow 1: Add a user</w:t>
+      </w:r>
+    </w:p>
+    <w:p>
+      <w:pPr>
+        <w:pStyle w:val="FirstParagraph"/>
+      </w:pPr>
+      <w:r>
+        <w:rPr>
+          <w:b/>
+          <w:bCs/>
+        </w:rPr>
+        <w:t xml:space="preserve">What the user sees</w:t>
+      </w:r>
+      <w:r>
+        <w:t xml:space="preserve"> </w:t>
+      </w:r>
+      <w:r>
+        <w:t xml:space="preserve">New user appears in the table; errors inline.</w:t>
+      </w:r>
+      <w:r>
+        <w:t xml:space="preserve"> </w:t>
+      </w:r>
+      <w:r>
+        <w:rPr>
+          <w:b/>
+          <w:bCs/>
+        </w:rPr>
+        <w:t xml:space="preserve">What the system does</w:t>
+      </w:r>
+      <w:r>
+        <w:t xml:space="preserve"> </w:t>
+      </w:r>
+      <w:r>
+        <w:t xml:space="preserve">Valid + unique email?</w:t>
+      </w:r>
+      <w:r>
+        <w:t xml:space="preserve"> </w:t>
+      </w:r>
+      <w:r>
+        <w:rPr>
+          <w:b/>
+          <w:bCs/>
+        </w:rPr>
+        <w:t xml:space="preserve">NO:</w:t>
+      </w:r>
+      <w:r>
+        <w:t xml:space="preserve"> </w:t>
+      </w:r>
+      <w:r>
+        <w:t xml:space="preserve">stop.</w:t>
+      </w:r>
+      <w:r>
+        <w:t xml:space="preserve"> </w:t>
+      </w:r>
+      <w:r>
+        <w:rPr>
+          <w:b/>
+          <w:bCs/>
+        </w:rPr>
+        <w:t xml:space="preserve">YES:</w:t>
+      </w:r>
+      <w:r>
+        <w:t xml:space="preserve"> </w:t>
+      </w:r>
+      <w:r>
+        <w:t xml:space="preserve">create the account.</w:t>
+      </w:r>
+      <w:r>
+        <w:t xml:space="preserve"> </w:t>
+      </w:r>
+      <w:r>
+        <w:rPr>
+          <w:b/>
+          <w:bCs/>
+        </w:rPr>
+        <w:t xml:space="preserve">Flow picture</w:t>
+      </w:r>
+      <w:r>
+        <w:t xml:space="preserve"> </w:t>
+      </w:r>
+      <w:r>
+        <w:rPr>
+          <w:rStyle w:val="VerbatimChar"/>
+        </w:rPr>
+        <w:t xml:space="preserve">[Fill] -&gt; {valid &amp; unique?} --NO--&gt; [Error]; --YES--&gt; [Added]</w:t>
+      </w:r>
+    </w:p>
+    <w:bookmarkEnd w:id="18"/>
+    <w:bookmarkStart w:id="19" w:name="workflow-2-remove-a-user"/>
+    <w:p>
+      <w:pPr>
+        <w:pStyle w:val="Heading3"/>
+      </w:pPr>
+      <w:r>
+        <w:t xml:space="preserve">Workflow 2: Remove a user</w:t>
+      </w:r>
+    </w:p>
+    <w:p>
+      <w:pPr>
+        <w:pStyle w:val="FirstParagraph"/>
+      </w:pPr>
+      <w:r>
+        <w:rPr>
+          <w:b/>
+          <w:bCs/>
+        </w:rPr>
+        <w:t xml:space="preserve">What the user sees</w:t>
+      </w:r>
+      <w:r>
+        <w:t xml:space="preserve"> </w:t>
+      </w:r>
+      <w:r>
+        <w:t xml:space="preserve">User disappears after confirm; removing admin is blocked.</w:t>
+      </w:r>
+      <w:r>
+        <w:t xml:space="preserve"> </w:t>
+      </w:r>
+      <w:r>
+        <w:rPr>
+          <w:b/>
+          <w:bCs/>
+        </w:rPr>
+        <w:t xml:space="preserve">What the system does</w:t>
+      </w:r>
+      <w:r>
+        <w:t xml:space="preserve"> </w:t>
+      </w:r>
+      <w:r>
+        <w:t xml:space="preserve">Target is admin?</w:t>
+      </w:r>
+      <w:r>
+        <w:t xml:space="preserve"> </w:t>
+      </w:r>
+      <w:r>
+        <w:rPr>
+          <w:b/>
+          <w:bCs/>
+        </w:rPr>
+        <w:t xml:space="preserve">YES:</w:t>
+      </w:r>
+      <w:r>
+        <w:t xml:space="preserve"> </w:t>
+      </w:r>
+      <w:r>
+        <w:t xml:space="preserve">refuse.</w:t>
+      </w:r>
+      <w:r>
+        <w:t xml:space="preserve"> </w:t>
+      </w:r>
+      <w:r>
+        <w:rPr>
+          <w:b/>
+          <w:bCs/>
+        </w:rPr>
+        <w:t xml:space="preserve">NO:</w:t>
+      </w:r>
+      <w:r>
+        <w:t xml:space="preserve"> </w:t>
+      </w:r>
+      <w:r>
+        <w:t xml:space="preserve">detach references + delete.</w:t>
+      </w:r>
+      <w:r>
+        <w:t xml:space="preserve"> </w:t>
+      </w:r>
+      <w:r>
+        <w:rPr>
+          <w:b/>
+          <w:bCs/>
+        </w:rPr>
+        <w:t xml:space="preserve">Flow picture</w:t>
+      </w:r>
+      <w:r>
+        <w:t xml:space="preserve"> </w:t>
+      </w:r>
+      <w:r>
+        <w:rPr>
+          <w:rStyle w:val="VerbatimChar"/>
+        </w:rPr>
+        <w:t xml:space="preserve">[Remove] -&gt; {admin?} --YES--&gt; [Refuse]; --NO--&gt; [Delete]</w:t>
+      </w:r>
+    </w:p>
+    <w:bookmarkEnd w:id="19"/>
+    <w:bookmarkStart w:id="20" w:name="workflow-3-delete-all-users"/>
+    <w:p>
+      <w:pPr>
+        <w:pStyle w:val="Heading3"/>
+      </w:pPr>
+      <w:r>
+        <w:t xml:space="preserve">Workflow 3: Delete all users</w:t>
+      </w:r>
+    </w:p>
+    <w:p>
+      <w:pPr>
+        <w:pStyle w:val="Compact"/>
+        <w:numPr>
+          <w:ilvl w:val="0"/>
+          <w:numId w:val="1008"/>
+        </w:numPr>
+      </w:pPr>
+      <w:r>
+        <w:rPr>
+          <w:b/>
+          <w:bCs/>
+        </w:rPr>
+        <w:t xml:space="preserve">What starts it:</w:t>
+      </w:r>
+      <w:r>
+        <w:t xml:space="preserve"> </w:t>
+      </w:r>
+      <w:r>
+        <w:t xml:space="preserve">Admin clicks</w:t>
+      </w:r>
+      <w:r>
+        <w:t xml:space="preserve"> </w:t>
+      </w:r>
+      <w:r>
+        <w:rPr>
+          <w:b/>
+          <w:bCs/>
+        </w:rPr>
+        <w:t xml:space="preserve">Delete all users</w:t>
+      </w:r>
+      <w:r>
+        <w:t xml:space="preserve"> </w:t>
+      </w:r>
+      <w:r>
+        <w:t xml:space="preserve">and confirms.</w:t>
+      </w:r>
+    </w:p>
+    <w:p>
+      <w:pPr>
+        <w:pStyle w:val="FirstParagraph"/>
+      </w:pPr>
+      <w:r>
+        <w:rPr>
+          <w:b/>
+          <w:bCs/>
+        </w:rPr>
+        <w:t xml:space="preserve">What the user sees</w:t>
+      </w:r>
+      <w:r>
+        <w:t xml:space="preserve"> </w:t>
+      </w:r>
+      <w:r>
+        <w:t xml:space="preserve">All non-admin users vanish; a note reports how many users (and orphaned</w:t>
+      </w:r>
+      <w:r>
+        <w:t xml:space="preserve"> </w:t>
+      </w:r>
+      <w:r>
+        <w:t xml:space="preserve">projects) were removed. The admin account stays.</w:t>
+      </w:r>
+      <w:r>
+        <w:t xml:space="preserve"> </w:t>
+      </w:r>
+      <w:r>
+        <w:rPr>
+          <w:b/>
+          <w:bCs/>
+        </w:rPr>
+        <w:t xml:space="preserve">What the system does</w:t>
+      </w:r>
+      <w:r>
+        <w:t xml:space="preserve"> </w:t>
+      </w:r>
+      <w:r>
+        <w:t xml:space="preserve">Delete every non-admin account and their participations/matching</w:t>
+      </w:r>
+      <w:r>
+        <w:t xml:space="preserve"> </w:t>
+      </w:r>
+      <w:r>
+        <w:t xml:space="preserve">profiles/judge roles/scores, then delete any project left with no participants.</w:t>
+      </w:r>
+      <w:r>
+        <w:t xml:space="preserve"> </w:t>
+      </w:r>
+      <w:r>
+        <w:rPr>
+          <w:b/>
+          <w:bCs/>
+        </w:rPr>
+        <w:t xml:space="preserve">Simple logic summary</w:t>
+      </w:r>
+      <w:r>
+        <w:t xml:space="preserve"> </w:t>
+      </w:r>
+      <w:r>
+        <w:t xml:space="preserve">Confirm → wipe all non-admin users and any now-empty projects.</w:t>
+      </w:r>
+      <w:r>
+        <w:t xml:space="preserve"> </w:t>
+      </w:r>
+      <w:r>
+        <w:rPr>
+          <w:b/>
+          <w:bCs/>
+        </w:rPr>
+        <w:t xml:space="preserve">Flow picture</w:t>
+      </w:r>
+      <w:r>
+        <w:t xml:space="preserve"> </w:t>
+      </w:r>
+      <w:r>
+        <w:rPr>
+          <w:rStyle w:val="VerbatimChar"/>
+        </w:rPr>
+        <w:t xml:space="preserve">[Delete all users] -&gt; {confirm?} --YES--&gt; [Remove non-admins + orphan projects]</w:t>
+      </w:r>
+    </w:p>
+    <w:p>
+      <w:r>
+        <w:pict>
+          <v:rect style="width:0;height:1.5pt" o:hralign="center" o:hrstd="t" o:hr="t"/>
+        </w:pict>
+      </w:r>
+    </w:p>
+    <w:bookmarkEnd w:id="20"/>
+    <w:bookmarkEnd w:id="21"/>
+    <w:bookmarkStart w:id="24" w:name="ui-page-account-settings"/>
+    <w:p>
+      <w:pPr>
+        <w:pStyle w:val="Heading2"/>
+      </w:pPr>
+      <w:r>
+        <w:t xml:space="preserve">UI Page:</w:t>
+      </w:r>
+      <w:r>
+        <w:t xml:space="preserve"> </w:t>
+      </w:r>
+      <w:r>
+        <w:rPr>
+          <w:rStyle w:val="VerbatimChar"/>
+        </w:rPr>
+        <w:t xml:space="preserve">Account settings</w:t>
+      </w:r>
+    </w:p>
+    <w:p>
+      <w:pPr>
+        <w:pStyle w:val="Compact"/>
+        <w:numPr>
+          <w:ilvl w:val="0"/>
+          <w:numId w:val="1009"/>
+        </w:numPr>
+      </w:pPr>
+      <w:r>
+        <w:rPr>
+          <w:b/>
+          <w:bCs/>
+        </w:rPr>
+        <w:t xml:space="preserve">Where to find it:</w:t>
+      </w:r>
+      <w:r>
+        <w:t xml:space="preserve"> </w:t>
+      </w:r>
+      <w:r>
+        <w:rPr>
+          <w:rStyle w:val="VerbatimChar"/>
+        </w:rPr>
+        <w:t xml:space="preserve">/profile</w:t>
+      </w:r>
+      <w:r>
+        <w:t xml:space="preserve"> </w:t>
+      </w:r>
+      <w:r>
+        <w:t xml:space="preserve">— click your email or avatar in the top bar. Available to</w:t>
+      </w:r>
+      <w:r>
+        <w:t xml:space="preserve"> </w:t>
+      </w:r>
+      <w:r>
+        <w:t xml:space="preserve">every signed-in user.</w:t>
+      </w:r>
+    </w:p>
+    <w:p>
+      <w:pPr>
+        <w:pStyle w:val="Compact"/>
+        <w:numPr>
+          <w:ilvl w:val="0"/>
+          <w:numId w:val="1009"/>
+        </w:numPr>
+      </w:pPr>
+      <w:r>
+        <w:rPr>
+          <w:b/>
+          <w:bCs/>
+        </w:rPr>
+        <w:t xml:space="preserve">Purpose:</w:t>
+      </w:r>
+      <w:r>
+        <w:t xml:space="preserve"> </w:t>
+      </w:r>
+      <w:r>
+        <w:t xml:space="preserve">Update your own LinkedIn URL and/or password.</w:t>
+      </w:r>
+    </w:p>
+    <w:p>
+      <w:pPr>
+        <w:pStyle w:val="Compact"/>
+        <w:numPr>
+          <w:ilvl w:val="0"/>
+          <w:numId w:val="1009"/>
         </w:numPr>
       </w:pPr>
       <w:r>
@@ -1114,29 +2500,29 @@
               <w:pStyle w:val="Compact"/>
             </w:pPr>
             <w:r>
-              <w:t xml:space="preserve">Hackathon cards (name, description, counts, Judge badge)</w:t>
-            </w:r>
-          </w:p>
-        </w:tc>
-        <w:tc>
-          <w:tcPr/>
-          <w:p>
-            <w:pPr>
-              <w:pStyle w:val="Compact"/>
-            </w:pPr>
-            <w:r>
-              <w:t xml:space="preserve">List</w:t>
-            </w:r>
-          </w:p>
-        </w:tc>
-        <w:tc>
-          <w:tcPr/>
-          <w:p>
-            <w:pPr>
-              <w:pStyle w:val="Compact"/>
-            </w:pPr>
-            <w:r>
-              <w:t xml:space="preserve">—</w:t>
+              <w:t xml:space="preserve">LinkedIn URL</w:t>
+            </w:r>
+          </w:p>
+        </w:tc>
+        <w:tc>
+          <w:tcPr/>
+          <w:p>
+            <w:pPr>
+              <w:pStyle w:val="Compact"/>
+            </w:pPr>
+            <w:r>
+              <w:t xml:space="preserve">Text field</w:t>
+            </w:r>
+          </w:p>
+        </w:tc>
+        <w:tc>
+          <w:tcPr/>
+          <w:p>
+            <w:pPr>
+              <w:pStyle w:val="Compact"/>
+            </w:pPr>
+            <w:r>
+              <w:t xml:space="preserve">Mandatory (when saving LinkedIn)</w:t>
             </w:r>
           </w:p>
         </w:tc>
@@ -1149,7 +2535,7 @@
               <w:pStyle w:val="Compact"/>
             </w:pPr>
             <w:r>
-              <w:t xml:space="preserve">+ New hackathon (admin only)</w:t>
+              <w:t xml:space="preserve">Save LinkedIn</w:t>
             </w:r>
           </w:p>
         </w:tc>
@@ -1184,29 +2570,29 @@
               <w:pStyle w:val="Compact"/>
             </w:pPr>
             <w:r>
-              <w:t xml:space="preserve">Create form: Name</w:t>
-            </w:r>
-          </w:p>
-        </w:tc>
-        <w:tc>
-          <w:tcPr/>
-          <w:p>
-            <w:pPr>
-              <w:pStyle w:val="Compact"/>
-            </w:pPr>
-            <w:r>
-              <w:t xml:space="preserve">Text field</w:t>
-            </w:r>
-          </w:p>
-        </w:tc>
-        <w:tc>
-          <w:tcPr/>
-          <w:p>
-            <w:pPr>
-              <w:pStyle w:val="Compact"/>
-            </w:pPr>
-            <w:r>
-              <w:t xml:space="preserve">Mandatory</w:t>
+              <w:t xml:space="preserve">New password</w:t>
+            </w:r>
+          </w:p>
+        </w:tc>
+        <w:tc>
+          <w:tcPr/>
+          <w:p>
+            <w:pPr>
+              <w:pStyle w:val="Compact"/>
+            </w:pPr>
+            <w:r>
+              <w:t xml:space="preserve">Password field</w:t>
+            </w:r>
+          </w:p>
+        </w:tc>
+        <w:tc>
+          <w:tcPr/>
+          <w:p>
+            <w:pPr>
+              <w:pStyle w:val="Compact"/>
+            </w:pPr>
+            <w:r>
+              <w:t xml:space="preserve">—</w:t>
             </w:r>
           </w:p>
         </w:tc>
@@ -1219,29 +2605,64 @@
               <w:pStyle w:val="Compact"/>
             </w:pPr>
             <w:r>
-              <w:t xml:space="preserve">Create form: Details</w:t>
-            </w:r>
-          </w:p>
-        </w:tc>
-        <w:tc>
-          <w:tcPr/>
-          <w:p>
-            <w:pPr>
-              <w:pStyle w:val="Compact"/>
-            </w:pPr>
-            <w:r>
-              <w:t xml:space="preserve">Text area</w:t>
-            </w:r>
-          </w:p>
-        </w:tc>
-        <w:tc>
-          <w:tcPr/>
-          <w:p>
-            <w:pPr>
-              <w:pStyle w:val="Compact"/>
-            </w:pPr>
-            <w:r>
-              <w:t xml:space="preserve">Optional</w:t>
+              <w:t xml:space="preserve">Confirm new password</w:t>
+            </w:r>
+          </w:p>
+        </w:tc>
+        <w:tc>
+          <w:tcPr/>
+          <w:p>
+            <w:pPr>
+              <w:pStyle w:val="Compact"/>
+            </w:pPr>
+            <w:r>
+              <w:t xml:space="preserve">Password field</w:t>
+            </w:r>
+          </w:p>
+        </w:tc>
+        <w:tc>
+          <w:tcPr/>
+          <w:p>
+            <w:pPr>
+              <w:pStyle w:val="Compact"/>
+            </w:pPr>
+            <w:r>
+              <w:t xml:space="preserve">—</w:t>
+            </w:r>
+          </w:p>
+        </w:tc>
+      </w:tr>
+      <w:tr>
+        <w:tc>
+          <w:tcPr/>
+          <w:p>
+            <w:pPr>
+              <w:pStyle w:val="Compact"/>
+            </w:pPr>
+            <w:r>
+              <w:t xml:space="preserve">Change password</w:t>
+            </w:r>
+          </w:p>
+        </w:tc>
+        <w:tc>
+          <w:tcPr/>
+          <w:p>
+            <w:pPr>
+              <w:pStyle w:val="Compact"/>
+            </w:pPr>
+            <w:r>
+              <w:t xml:space="preserve">Button</w:t>
+            </w:r>
+          </w:p>
+        </w:tc>
+        <w:tc>
+          <w:tcPr/>
+          <w:p>
+            <w:pPr>
+              <w:pStyle w:val="Compact"/>
+            </w:pPr>
+            <w:r>
+              <w:t xml:space="preserve">—</w:t>
             </w:r>
           </w:p>
         </w:tc>
@@ -1252,7 +2673,7 @@
         <w:pStyle w:val="Compact"/>
         <w:numPr>
           <w:ilvl w:val="0"/>
-          <w:numId w:val="1006"/>
+          <w:numId w:val="1010"/>
         </w:numPr>
       </w:pPr>
       <w:r>
@@ -1266,7 +2687,7 @@
         <w:t xml:space="preserve"> </w:t>
       </w:r>
       <w:r>
-        <w:t xml:space="preserve">create requires a non-empty name (admin only).</w:t>
+        <w:t xml:space="preserve">LinkedIn must be non-empty; new password ≥ 6 and must match its confirmation.</w:t>
       </w:r>
     </w:p>
     <w:p>
@@ -1274,7 +2695,7 @@
         <w:pStyle w:val="Compact"/>
         <w:numPr>
           <w:ilvl w:val="0"/>
-          <w:numId w:val="1006"/>
+          <w:numId w:val="1010"/>
         </w:numPr>
       </w:pPr>
       <w:r>
@@ -1288,19 +2709,43 @@
         <w:t xml:space="preserve"> </w:t>
       </w:r>
       <w:r>
-        <w:t xml:space="preserve">“Hackathon name is required”</w:t>
-      </w:r>
-      <w:r>
-        <w:t xml:space="preserve">; non-admins don’t see create.</w:t>
-      </w:r>
-    </w:p>
-    <w:bookmarkStart w:id="15" w:name="workflow-1-browse-open-a-hackathon"/>
+        <w:t xml:space="preserve">“LinkedIn URL is required”</w:t>
+      </w:r>
+      <w:r>
+        <w:t xml:space="preserve">,</w:t>
+      </w:r>
+      <w:r>
+        <w:t xml:space="preserve"> </w:t>
+      </w:r>
+      <w:r>
+        <w:t xml:space="preserve">“Password must be at least 6</w:t>
+      </w:r>
+      <w:r>
+        <w:t xml:space="preserve"> </w:t>
+      </w:r>
+      <w:r>
+        <w:t xml:space="preserve">characters”</w:t>
+      </w:r>
+      <w:r>
+        <w:t xml:space="preserve">,</w:t>
+      </w:r>
+      <w:r>
+        <w:t xml:space="preserve"> </w:t>
+      </w:r>
+      <w:r>
+        <w:t xml:space="preserve">“Passwords do not match”</w:t>
+      </w:r>
+      <w:r>
+        <w:t xml:space="preserve">.</w:t>
+      </w:r>
+    </w:p>
+    <w:bookmarkStart w:id="22" w:name="workflow-1-update-linkedin"/>
     <w:p>
       <w:pPr>
         <w:pStyle w:val="Heading3"/>
       </w:pPr>
       <w:r>
-        <w:t xml:space="preserve">Workflow 1: Browse &amp; open a hackathon</w:t>
+        <w:t xml:space="preserve">Workflow 1: Update LinkedIn</w:t>
       </w:r>
     </w:p>
     <w:p>
@@ -1318,7 +2763,13 @@
         <w:t xml:space="preserve"> </w:t>
       </w:r>
       <w:r>
-        <w:t xml:space="preserve">Cards for each hackathon; clicking one opens its Overview.</w:t>
+        <w:t xml:space="preserve">Edit the URL, Save →</w:t>
+      </w:r>
+      <w:r>
+        <w:t xml:space="preserve"> </w:t>
+      </w:r>
+      <w:r>
+        <w:t xml:space="preserve">“LinkedIn updated.”</w:t>
       </w:r>
       <w:r>
         <w:t xml:space="preserve"> </w:t>
@@ -1334,23 +2785,39 @@
         <w:t xml:space="preserve"> </w:t>
       </w:r>
       <w:r>
-        <w:t xml:space="preserve">Load all hackathons with per-user judge flag and counts.</w:t>
-      </w:r>
-      <w:r>
-        <w:t xml:space="preserve"> </w:t>
-      </w:r>
-      <w:r>
-        <w:rPr>
-          <w:b/>
-          <w:bCs/>
-        </w:rPr>
-        <w:t xml:space="preserve">Simple logic summary</w:t>
-      </w:r>
-      <w:r>
-        <w:t xml:space="preserve"> </w:t>
-      </w:r>
-      <w:r>
-        <w:t xml:space="preserve">Show every hackathon; entering one scopes all later screens to it.</w:t>
+        <w:t xml:space="preserve">LinkedIn non-empty?</w:t>
+      </w:r>
+      <w:r>
+        <w:t xml:space="preserve"> </w:t>
+      </w:r>
+      <w:r>
+        <w:rPr>
+          <w:b/>
+          <w:bCs/>
+        </w:rPr>
+        <w:t xml:space="preserve">NO:</w:t>
+      </w:r>
+      <w:r>
+        <w:t xml:space="preserve"> </w:t>
+      </w:r>
+      <w:r>
+        <w:t xml:space="preserve">stop.</w:t>
+      </w:r>
+      <w:r>
+        <w:t xml:space="preserve"> </w:t>
+      </w:r>
+      <w:r>
+        <w:rPr>
+          <w:b/>
+          <w:bCs/>
+        </w:rPr>
+        <w:t xml:space="preserve">YES:</w:t>
+      </w:r>
+      <w:r>
+        <w:t xml:space="preserve"> </w:t>
+      </w:r>
+      <w:r>
+        <w:t xml:space="preserve">save it on the account.</w:t>
       </w:r>
       <w:r>
         <w:t xml:space="preserve"> </w:t>
@@ -1369,17 +2836,17 @@
         <w:rPr>
           <w:rStyle w:val="VerbatimChar"/>
         </w:rPr>
-        <w:t xml:space="preserve">[Open home] -&gt; [Load hackathons] -&gt; [Click card] -&gt; [Hackathon workspace]</w:t>
-      </w:r>
-    </w:p>
-    <w:bookmarkEnd w:id="15"/>
-    <w:bookmarkStart w:id="16" w:name="workflow-2-create-a-hackathon-admin"/>
+        <w:t xml:space="preserve">[Edit URL] -&gt; {non-empty?} --NO--&gt; [Error]; --YES--&gt; [Saved]</w:t>
+      </w:r>
+    </w:p>
+    <w:bookmarkEnd w:id="22"/>
+    <w:bookmarkStart w:id="23" w:name="workflow-2-change-password"/>
     <w:p>
       <w:pPr>
         <w:pStyle w:val="Heading3"/>
       </w:pPr>
       <w:r>
-        <w:t xml:space="preserve">Workflow 2: Create a hackathon (admin)</w:t>
+        <w:t xml:space="preserve">Workflow 2: Change password</w:t>
       </w:r>
     </w:p>
     <w:p>
@@ -1397,26 +2864,25 @@
         <w:t xml:space="preserve"> </w:t>
       </w:r>
       <w:r>
-        <w:t xml:space="preserve">Admin clicks</w:t>
-      </w:r>
-      <w:r>
-        <w:t xml:space="preserve"> </w:t>
-      </w:r>
-      <w:r>
-        <w:rPr>
-          <w:b/>
-          <w:bCs/>
-        </w:rPr>
-        <w:t xml:space="preserve">+ New hackathon</w:t>
-      </w:r>
-      <w:r>
-        <w:t xml:space="preserve">, fills name/details, creates, and is</w:t>
-      </w:r>
-      <w:r>
-        <w:t xml:space="preserve"> </w:t>
-      </w:r>
-      <w:r>
-        <w:t xml:space="preserve">taken to that hackathon’s Admin page.</w:t>
+        <w:t xml:space="preserve">Enter a new password twice, Change →</w:t>
+      </w:r>
+      <w:r>
+        <w:t xml:space="preserve"> </w:t>
+      </w:r>
+      <w:r>
+        <w:t xml:space="preserve">“Password changed.”</w:t>
+      </w:r>
+      <w:r>
+        <w:t xml:space="preserve"> </w:t>
+      </w:r>
+      <w:r>
+        <w:t xml:space="preserve">(the session stays</w:t>
+      </w:r>
+      <w:r>
+        <w:t xml:space="preserve"> </w:t>
+      </w:r>
+      <w:r>
+        <w:t xml:space="preserve">valid).</w:t>
       </w:r>
       <w:r>
         <w:t xml:space="preserve"> </w:t>
@@ -1432,7 +2898,7 @@
         <w:t xml:space="preserve"> </w:t>
       </w:r>
       <w:r>
-        <w:t xml:space="preserve">Name present?</w:t>
+        <w:t xml:space="preserve">≥ 6 chars and both entries match?</w:t>
       </w:r>
       <w:r>
         <w:t xml:space="preserve"> </w:t>
@@ -1464,23 +2930,7 @@
         <w:t xml:space="preserve"> </w:t>
       </w:r>
       <w:r>
-        <w:t xml:space="preserve">create and open its Admin.</w:t>
-      </w:r>
-      <w:r>
-        <w:t xml:space="preserve"> </w:t>
-      </w:r>
-      <w:r>
-        <w:rPr>
-          <w:b/>
-          <w:bCs/>
-        </w:rPr>
-        <w:t xml:space="preserve">Simple logic summary</w:t>
-      </w:r>
-      <w:r>
-        <w:t xml:space="preserve"> </w:t>
-      </w:r>
-      <w:r>
-        <w:t xml:space="preserve">IF name empty THEN stop; ELSE create and configure.</w:t>
+        <w:t xml:space="preserve">hash and store it.</w:t>
       </w:r>
       <w:r>
         <w:t xml:space="preserve"> </w:t>
@@ -1499,7 +2949,7 @@
         <w:rPr>
           <w:rStyle w:val="VerbatimChar"/>
         </w:rPr>
-        <w:t xml:space="preserve">[+ New] -&gt; {name?} --NO--&gt; [Error]; --YES--&gt; [Create] -&gt; [Admin]</w:t>
+        <w:t xml:space="preserve">[Enter twice] -&gt; {valid &amp; match?} --NO--&gt; [Error]; --YES--&gt; [Password changed]</w:t>
       </w:r>
     </w:p>
     <w:p>
@@ -1509,9 +2959,9 @@
         </w:pict>
       </w:r>
     </w:p>
-    <w:bookmarkEnd w:id="16"/>
-    <w:bookmarkEnd w:id="17"/>
-    <w:bookmarkStart w:id="20" w:name="ui-page-users-admin-only"/>
+    <w:bookmarkEnd w:id="23"/>
+    <w:bookmarkEnd w:id="24"/>
+    <w:bookmarkStart w:id="26" w:name="ui-page-hackathon-overview"/>
     <w:p>
       <w:pPr>
         <w:pStyle w:val="Heading2"/>
@@ -1526,13 +2976,7 @@
         <w:rPr>
           <w:rStyle w:val="VerbatimChar"/>
         </w:rPr>
-        <w:t xml:space="preserve">Users</w:t>
-      </w:r>
-      <w:r>
-        <w:t xml:space="preserve"> </w:t>
-      </w:r>
-      <w:r>
-        <w:t xml:space="preserve">(admin only)</w:t>
+        <w:t xml:space="preserve">Hackathon · Overview</w:t>
       </w:r>
     </w:p>
     <w:p>
@@ -1540,7 +2984,7 @@
         <w:pStyle w:val="Compact"/>
         <w:numPr>
           <w:ilvl w:val="0"/>
-          <w:numId w:val="1007"/>
+          <w:numId w:val="1011"/>
         </w:numPr>
       </w:pPr>
       <w:r>
@@ -1557,13 +3001,13 @@
         <w:rPr>
           <w:rStyle w:val="VerbatimChar"/>
         </w:rPr>
-        <w:t xml:space="preserve">/users</w:t>
-      </w:r>
-      <w:r>
-        <w:t xml:space="preserve"> </w:t>
-      </w:r>
-      <w:r>
-        <w:t xml:space="preserve">(top nav, admin only).</w:t>
+        <w:t xml:space="preserve">/h/:id</w:t>
+      </w:r>
+      <w:r>
+        <w:t xml:space="preserve"> </w:t>
+      </w:r>
+      <w:r>
+        <w:t xml:space="preserve">(the hackathon workspace landing, via the sidebar).</w:t>
       </w:r>
     </w:p>
     <w:p>
@@ -1571,7 +3015,7 @@
         <w:pStyle w:val="Compact"/>
         <w:numPr>
           <w:ilvl w:val="0"/>
-          <w:numId w:val="1007"/>
+          <w:numId w:val="1011"/>
         </w:numPr>
       </w:pPr>
       <w:r>
@@ -1585,29 +3029,7 @@
         <w:t xml:space="preserve"> </w:t>
       </w:r>
       <w:r>
-        <w:t xml:space="preserve">Manage</w:t>
-      </w:r>
-      <w:r>
-        <w:t xml:space="preserve"> </w:t>
-      </w:r>
-      <w:r>
-        <w:rPr>
-          <w:b/>
-          <w:bCs/>
-        </w:rPr>
-        <w:t xml:space="preserve">global</w:t>
-      </w:r>
-      <w:r>
-        <w:t xml:space="preserve"> </w:t>
-      </w:r>
-      <w:r>
-        <w:t xml:space="preserve">accounts (add/remove). Per-hackathon view/judge access is set</w:t>
-      </w:r>
-      <w:r>
-        <w:t xml:space="preserve"> </w:t>
-      </w:r>
-      <w:r>
-        <w:t xml:space="preserve">inside each hackathon’s Admin page.</w:t>
+        <w:t xml:space="preserve">Show the full public hackathon information to everyone, plus your personal status.</w:t>
       </w:r>
     </w:p>
     <w:p>
@@ -1615,7 +3037,7 @@
         <w:pStyle w:val="Compact"/>
         <w:numPr>
           <w:ilvl w:val="0"/>
-          <w:numId w:val="1007"/>
+          <w:numId w:val="1011"/>
         </w:numPr>
       </w:pPr>
       <w:r>
@@ -1623,19 +3045,403 @@
           <w:b/>
           <w:bCs/>
         </w:rPr>
-        <w:t xml:space="preserve">What is on the screen:</w:t>
-      </w:r>
-      <w:r>
-        <w:t xml:space="preserve"> </w:t>
-      </w:r>
-      <w:r>
-        <w:t xml:space="preserve">Add-user form (Email, Password, LinkedIn optional); a table of all</w:t>
-      </w:r>
-      <w:r>
-        <w:t xml:space="preserve"> </w:t>
-      </w:r>
-      <w:r>
-        <w:t xml:space="preserve">users with role and a remove action.</w:t>
+        <w:t xml:space="preserve">What is on the screen (read-only for all users), in order:</w:t>
+      </w:r>
+    </w:p>
+    <w:p>
+      <w:pPr>
+        <w:pStyle w:val="Compact"/>
+        <w:numPr>
+          <w:ilvl w:val="1"/>
+          <w:numId w:val="1012"/>
+        </w:numPr>
+      </w:pPr>
+      <w:r>
+        <w:t xml:space="preserve">Hero with</w:t>
+      </w:r>
+      <w:r>
+        <w:t xml:space="preserve"> </w:t>
+      </w:r>
+      <w:r>
+        <w:rPr>
+          <w:b/>
+          <w:bCs/>
+        </w:rPr>
+        <w:t xml:space="preserve">name</w:t>
+      </w:r>
+      <w:r>
+        <w:t xml:space="preserve"> </w:t>
+      </w:r>
+      <w:r>
+        <w:t xml:space="preserve">and</w:t>
+      </w:r>
+      <w:r>
+        <w:t xml:space="preserve"> </w:t>
+      </w:r>
+      <w:r>
+        <w:rPr>
+          <w:b/>
+          <w:bCs/>
+        </w:rPr>
+        <w:t xml:space="preserve">description</w:t>
+      </w:r>
+      <w:r>
+        <w:t xml:space="preserve">, and a</w:t>
+      </w:r>
+      <w:r>
+        <w:t xml:space="preserve"> </w:t>
+      </w:r>
+      <w:r>
+        <w:rPr>
+          <w:b/>
+          <w:bCs/>
+        </w:rPr>
+        <w:t xml:space="preserve">Join the community</w:t>
+      </w:r>
+      <w:r>
+        <w:t xml:space="preserve"> </w:t>
+      </w:r>
+      <w:r>
+        <w:t xml:space="preserve">button if the support</w:t>
+      </w:r>
+      <w:r>
+        <w:t xml:space="preserve"> </w:t>
+      </w:r>
+      <w:r>
+        <w:t xml:space="preserve">info contains a link.</w:t>
+      </w:r>
+    </w:p>
+    <w:p>
+      <w:pPr>
+        <w:pStyle w:val="Compact"/>
+        <w:numPr>
+          <w:ilvl w:val="1"/>
+          <w:numId w:val="1012"/>
+        </w:numPr>
+      </w:pPr>
+      <w:r>
+        <w:rPr>
+          <w:b/>
+          <w:bCs/>
+        </w:rPr>
+        <w:t xml:space="preserve">When &amp; Where</w:t>
+      </w:r>
+      <w:r>
+        <w:t xml:space="preserve"> </w:t>
+      </w:r>
+      <w:r>
+        <w:t xml:space="preserve">— the event date (shown with weekday), start–end time and location, with a</w:t>
+      </w:r>
+      <w:r>
+        <w:t xml:space="preserve"> </w:t>
+      </w:r>
+      <w:r>
+        <w:t xml:space="preserve">note that projects can only be submitted on that day (only when any of these is set).</w:t>
+      </w:r>
+    </w:p>
+    <w:p>
+      <w:pPr>
+        <w:pStyle w:val="Compact"/>
+        <w:numPr>
+          <w:ilvl w:val="1"/>
+          <w:numId w:val="1012"/>
+        </w:numPr>
+      </w:pPr>
+      <w:r>
+        <w:rPr>
+          <w:b/>
+          <w:bCs/>
+        </w:rPr>
+        <w:t xml:space="preserve">Community &amp; Support</w:t>
+      </w:r>
+      <w:r>
+        <w:t xml:space="preserve"> </w:t>
+      </w:r>
+      <w:r>
+        <w:t xml:space="preserve">— how to join the Discord/channel and get help.</w:t>
+      </w:r>
+    </w:p>
+    <w:p>
+      <w:pPr>
+        <w:pStyle w:val="Compact"/>
+        <w:numPr>
+          <w:ilvl w:val="1"/>
+          <w:numId w:val="1012"/>
+        </w:numPr>
+      </w:pPr>
+      <w:r>
+        <w:rPr>
+          <w:b/>
+          <w:bCs/>
+        </w:rPr>
+        <w:t xml:space="preserve">Schedule</w:t>
+      </w:r>
+      <w:r>
+        <w:t xml:space="preserve">.</w:t>
+      </w:r>
+    </w:p>
+    <w:p>
+      <w:pPr>
+        <w:pStyle w:val="Compact"/>
+        <w:numPr>
+          <w:ilvl w:val="1"/>
+          <w:numId w:val="1012"/>
+        </w:numPr>
+      </w:pPr>
+      <w:r>
+        <w:rPr>
+          <w:b/>
+          <w:bCs/>
+        </w:rPr>
+        <w:t xml:space="preserve">Tracks &amp; Themes</w:t>
+      </w:r>
+      <w:r>
+        <w:t xml:space="preserve"> </w:t>
+      </w:r>
+      <w:r>
+        <w:t xml:space="preserve">— each track name with its description.</w:t>
+      </w:r>
+    </w:p>
+    <w:p>
+      <w:pPr>
+        <w:pStyle w:val="Compact"/>
+        <w:numPr>
+          <w:ilvl w:val="1"/>
+          <w:numId w:val="1012"/>
+        </w:numPr>
+      </w:pPr>
+      <w:r>
+        <w:rPr>
+          <w:b/>
+          <w:bCs/>
+        </w:rPr>
+        <w:t xml:space="preserve">Sponsors</w:t>
+      </w:r>
+      <w:r>
+        <w:t xml:space="preserve"> </w:t>
+      </w:r>
+      <w:r>
+        <w:t xml:space="preserve">— each sponsor name with its description.</w:t>
+      </w:r>
+    </w:p>
+    <w:p>
+      <w:pPr>
+        <w:pStyle w:val="Compact"/>
+        <w:numPr>
+          <w:ilvl w:val="1"/>
+          <w:numId w:val="1012"/>
+        </w:numPr>
+      </w:pPr>
+      <w:r>
+        <w:rPr>
+          <w:b/>
+          <w:bCs/>
+        </w:rPr>
+        <w:t xml:space="preserve">Tool Access &amp; Credits</w:t>
+      </w:r>
+      <w:r>
+        <w:t xml:space="preserve"> </w:t>
+      </w:r>
+      <w:r>
+        <w:t xml:space="preserve">— each sponsor with its access/credits instructions.</w:t>
+      </w:r>
+    </w:p>
+    <w:p>
+      <w:pPr>
+        <w:pStyle w:val="Compact"/>
+        <w:numPr>
+          <w:ilvl w:val="1"/>
+          <w:numId w:val="1012"/>
+        </w:numPr>
+      </w:pPr>
+      <w:r>
+        <w:rPr>
+          <w:b/>
+          <w:bCs/>
+        </w:rPr>
+        <w:t xml:space="preserve">Prizes</w:t>
+      </w:r>
+      <w:r>
+        <w:t xml:space="preserve"> </w:t>
+      </w:r>
+      <w:r>
+        <w:t xml:space="preserve">— each sponsor with the prizes it offers.</w:t>
+      </w:r>
+    </w:p>
+    <w:p>
+      <w:pPr>
+        <w:pStyle w:val="Compact"/>
+        <w:numPr>
+          <w:ilvl w:val="1"/>
+          <w:numId w:val="1012"/>
+        </w:numPr>
+      </w:pPr>
+      <w:r>
+        <w:rPr>
+          <w:b/>
+          <w:bCs/>
+        </w:rPr>
+        <w:t xml:space="preserve">Judges</w:t>
+      </w:r>
+      <w:r>
+        <w:t xml:space="preserve"> </w:t>
+      </w:r>
+      <w:r>
+        <w:t xml:space="preserve">— each judge’s name with a</w:t>
+      </w:r>
+      <w:r>
+        <w:t xml:space="preserve"> </w:t>
+      </w:r>
+      <w:r>
+        <w:rPr>
+          <w:b/>
+          <w:bCs/>
+        </w:rPr>
+        <w:t xml:space="preserve">LinkedIn</w:t>
+      </w:r>
+      <w:r>
+        <w:t xml:space="preserve"> </w:t>
+      </w:r>
+      <w:r>
+        <w:t xml:space="preserve">link.</w:t>
+      </w:r>
+    </w:p>
+    <w:p>
+      <w:pPr>
+        <w:pStyle w:val="Compact"/>
+        <w:numPr>
+          <w:ilvl w:val="1"/>
+          <w:numId w:val="1012"/>
+        </w:numPr>
+      </w:pPr>
+      <w:r>
+        <w:rPr>
+          <w:b/>
+          <w:bCs/>
+        </w:rPr>
+        <w:t xml:space="preserve">Personal cards at the very bottom</w:t>
+      </w:r>
+      <w:r>
+        <w:t xml:space="preserve">: Team Matching status, My Project, Judging shortcut</w:t>
+      </w:r>
+      <w:r>
+        <w:t xml:space="preserve"> </w:t>
+      </w:r>
+      <w:r>
+        <w:t xml:space="preserve">(judges only) — placed below all the hackathon info, not directly under the title/description.</w:t>
+      </w:r>
+    </w:p>
+    <w:bookmarkStart w:id="25" w:name="workflow-1-view-overview"/>
+    <w:p>
+      <w:pPr>
+        <w:pStyle w:val="Heading3"/>
+      </w:pPr>
+      <w:r>
+        <w:t xml:space="preserve">Workflow 1: View overview</w:t>
+      </w:r>
+    </w:p>
+    <w:p>
+      <w:pPr>
+        <w:pStyle w:val="FirstParagraph"/>
+      </w:pPr>
+      <w:r>
+        <w:rPr>
+          <w:b/>
+          <w:bCs/>
+        </w:rPr>
+        <w:t xml:space="preserve">What the user sees</w:t>
+      </w:r>
+      <w:r>
+        <w:t xml:space="preserve"> </w:t>
+      </w:r>
+      <w:r>
+        <w:t xml:space="preserve">The hackathon’s full info (description, community/support, schedule, tracks</w:t>
+      </w:r>
+      <w:r>
+        <w:t xml:space="preserve"> </w:t>
+      </w:r>
+      <w:r>
+        <w:t xml:space="preserve">with descriptions, sponsors with descriptions, tool access &amp; credits per sponsor, prizes per</w:t>
+      </w:r>
+      <w:r>
+        <w:t xml:space="preserve"> </w:t>
+      </w:r>
+      <w:r>
+        <w:t xml:space="preserve">sponsor, judges with LinkedIn) plus cards reflecting your own status.</w:t>
+      </w:r>
+      <w:r>
+        <w:t xml:space="preserve"> </w:t>
+      </w:r>
+      <w:r>
+        <w:rPr>
+          <w:b/>
+          <w:bCs/>
+        </w:rPr>
+        <w:t xml:space="preserve">What the system does</w:t>
+      </w:r>
+      <w:r>
+        <w:t xml:space="preserve"> </w:t>
+      </w:r>
+      <w:r>
+        <w:t xml:space="preserve">Load this hackathon’s info (already provided with the workspace meta) and</w:t>
+      </w:r>
+      <w:r>
+        <w:t xml:space="preserve"> </w:t>
+      </w:r>
+      <w:r>
+        <w:t xml:space="preserve">your matching/project status; show the Judging card only if you’re a judge/admin here. Sections</w:t>
+      </w:r>
+      <w:r>
+        <w:t xml:space="preserve"> </w:t>
+      </w:r>
+      <w:r>
+        <w:t xml:space="preserve">with no content are hidden.</w:t>
+      </w:r>
+      <w:r>
+        <w:t xml:space="preserve"> </w:t>
+      </w:r>
+      <w:r>
+        <w:rPr>
+          <w:b/>
+          <w:bCs/>
+        </w:rPr>
+        <w:t xml:space="preserve">Flow picture</w:t>
+      </w:r>
+      <w:r>
+        <w:t xml:space="preserve"> </w:t>
+      </w:r>
+      <w:r>
+        <w:rPr>
+          <w:rStyle w:val="VerbatimChar"/>
+        </w:rPr>
+        <w:t xml:space="preserve">[Open] -&gt; [Render hackathon info + personal status]</w:t>
+      </w:r>
+    </w:p>
+    <w:p>
+      <w:r>
+        <w:pict>
+          <v:rect style="width:0;height:1.5pt" o:hralign="center" o:hrstd="t" o:hr="t"/>
+        </w:pict>
+      </w:r>
+    </w:p>
+    <w:bookmarkEnd w:id="25"/>
+    <w:bookmarkEnd w:id="26"/>
+    <w:bookmarkStart w:id="29" w:name="ui-page-hackathon-team-matching"/>
+    <w:p>
+      <w:pPr>
+        <w:pStyle w:val="Heading2"/>
+      </w:pPr>
+      <w:r>
+        <w:t xml:space="preserve">UI Page:</w:t>
+      </w:r>
+      <w:r>
+        <w:t xml:space="preserve"> </w:t>
+      </w:r>
+      <w:r>
+        <w:rPr>
+          <w:rStyle w:val="VerbatimChar"/>
+        </w:rPr>
+        <w:t xml:space="preserve">Hackathon · Team Matching</w:t>
       </w:r>
     </w:p>
     <w:p>
@@ -1643,7 +3449,7 @@
         <w:pStyle w:val="Compact"/>
         <w:numPr>
           <w:ilvl w:val="0"/>
-          <w:numId w:val="1007"/>
+          <w:numId w:val="1013"/>
         </w:numPr>
       </w:pPr>
       <w:r>
@@ -1651,98 +3457,7 @@
           <w:b/>
           <w:bCs/>
         </w:rPr>
-        <w:t xml:space="preserve">Validation:</w:t>
-      </w:r>
-      <w:r>
-        <w:t xml:space="preserve"> </w:t>
-      </w:r>
-      <w:r>
-        <w:t xml:space="preserve">email + password required; unique email; admin account can’t be removed.</w:t>
-      </w:r>
-    </w:p>
-    <w:bookmarkStart w:id="18" w:name="workflow-1-add-a-user"/>
-    <w:p>
-      <w:pPr>
-        <w:pStyle w:val="Heading3"/>
-      </w:pPr>
-      <w:r>
-        <w:t xml:space="preserve">Workflow 1: Add a user</w:t>
-      </w:r>
-    </w:p>
-    <w:p>
-      <w:pPr>
-        <w:pStyle w:val="FirstParagraph"/>
-      </w:pPr>
-      <w:r>
-        <w:rPr>
-          <w:b/>
-          <w:bCs/>
-        </w:rPr>
-        <w:t xml:space="preserve">What the user sees</w:t>
-      </w:r>
-      <w:r>
-        <w:t xml:space="preserve"> </w:t>
-      </w:r>
-      <w:r>
-        <w:t xml:space="preserve">New user appears in the table; errors inline.</w:t>
-      </w:r>
-      <w:r>
-        <w:t xml:space="preserve"> </w:t>
-      </w:r>
-      <w:r>
-        <w:rPr>
-          <w:b/>
-          <w:bCs/>
-        </w:rPr>
-        <w:t xml:space="preserve">What the system does</w:t>
-      </w:r>
-      <w:r>
-        <w:t xml:space="preserve"> </w:t>
-      </w:r>
-      <w:r>
-        <w:t xml:space="preserve">Valid + unique email?</w:t>
-      </w:r>
-      <w:r>
-        <w:t xml:space="preserve"> </w:t>
-      </w:r>
-      <w:r>
-        <w:rPr>
-          <w:b/>
-          <w:bCs/>
-        </w:rPr>
-        <w:t xml:space="preserve">NO:</w:t>
-      </w:r>
-      <w:r>
-        <w:t xml:space="preserve"> </w:t>
-      </w:r>
-      <w:r>
-        <w:t xml:space="preserve">stop.</w:t>
-      </w:r>
-      <w:r>
-        <w:t xml:space="preserve"> </w:t>
-      </w:r>
-      <w:r>
-        <w:rPr>
-          <w:b/>
-          <w:bCs/>
-        </w:rPr>
-        <w:t xml:space="preserve">YES:</w:t>
-      </w:r>
-      <w:r>
-        <w:t xml:space="preserve"> </w:t>
-      </w:r>
-      <w:r>
-        <w:t xml:space="preserve">create the account.</w:t>
-      </w:r>
-      <w:r>
-        <w:t xml:space="preserve"> </w:t>
-      </w:r>
-      <w:r>
-        <w:rPr>
-          <w:b/>
-          <w:bCs/>
-        </w:rPr>
-        <w:t xml:space="preserve">Flow picture</w:t>
+        <w:t xml:space="preserve">Where to find it:</w:t>
       </w:r>
       <w:r>
         <w:t xml:space="preserve"> </w:t>
@@ -1751,129 +3466,10 @@
         <w:rPr>
           <w:rStyle w:val="VerbatimChar"/>
         </w:rPr>
-        <w:t xml:space="preserve">[Fill] -&gt; {valid &amp; unique?} --NO--&gt; [Error]; --YES--&gt; [Added]</w:t>
-      </w:r>
-    </w:p>
-    <w:bookmarkEnd w:id="18"/>
-    <w:bookmarkStart w:id="19" w:name="workflow-2-remove-a-user"/>
-    <w:p>
-      <w:pPr>
-        <w:pStyle w:val="Heading3"/>
-      </w:pPr>
-      <w:r>
-        <w:t xml:space="preserve">Workflow 2: Remove a user</w:t>
-      </w:r>
-    </w:p>
-    <w:p>
-      <w:pPr>
-        <w:pStyle w:val="FirstParagraph"/>
-      </w:pPr>
-      <w:r>
-        <w:rPr>
-          <w:b/>
-          <w:bCs/>
-        </w:rPr>
-        <w:t xml:space="preserve">What the user sees</w:t>
-      </w:r>
-      <w:r>
-        <w:t xml:space="preserve"> </w:t>
-      </w:r>
-      <w:r>
-        <w:t xml:space="preserve">User disappears after confirm; removing admin is blocked.</w:t>
-      </w:r>
-      <w:r>
-        <w:t xml:space="preserve"> </w:t>
-      </w:r>
-      <w:r>
-        <w:rPr>
-          <w:b/>
-          <w:bCs/>
-        </w:rPr>
-        <w:t xml:space="preserve">What the system does</w:t>
-      </w:r>
-      <w:r>
-        <w:t xml:space="preserve"> </w:t>
-      </w:r>
-      <w:r>
-        <w:t xml:space="preserve">Target is admin?</w:t>
-      </w:r>
-      <w:r>
-        <w:t xml:space="preserve"> </w:t>
-      </w:r>
-      <w:r>
-        <w:rPr>
-          <w:b/>
-          <w:bCs/>
-        </w:rPr>
-        <w:t xml:space="preserve">YES:</w:t>
-      </w:r>
-      <w:r>
-        <w:t xml:space="preserve"> </w:t>
-      </w:r>
-      <w:r>
-        <w:t xml:space="preserve">refuse.</w:t>
-      </w:r>
-      <w:r>
-        <w:t xml:space="preserve"> </w:t>
-      </w:r>
-      <w:r>
-        <w:rPr>
-          <w:b/>
-          <w:bCs/>
-        </w:rPr>
-        <w:t xml:space="preserve">NO:</w:t>
-      </w:r>
-      <w:r>
-        <w:t xml:space="preserve"> </w:t>
-      </w:r>
-      <w:r>
-        <w:t xml:space="preserve">detach references + delete.</w:t>
-      </w:r>
-      <w:r>
-        <w:t xml:space="preserve"> </w:t>
-      </w:r>
-      <w:r>
-        <w:rPr>
-          <w:b/>
-          <w:bCs/>
-        </w:rPr>
-        <w:t xml:space="preserve">Flow picture</w:t>
-      </w:r>
-      <w:r>
-        <w:t xml:space="preserve"> </w:t>
-      </w:r>
-      <w:r>
-        <w:rPr>
-          <w:rStyle w:val="VerbatimChar"/>
-        </w:rPr>
-        <w:t xml:space="preserve">[Remove] -&gt; {admin?} --YES--&gt; [Refuse]; --NO--&gt; [Delete]</w:t>
-      </w:r>
-    </w:p>
-    <w:p>
-      <w:r>
-        <w:pict>
-          <v:rect style="width:0;height:1.5pt" o:hralign="center" o:hrstd="t" o:hr="t"/>
-        </w:pict>
-      </w:r>
-    </w:p>
-    <w:bookmarkEnd w:id="19"/>
-    <w:bookmarkEnd w:id="20"/>
-    <w:bookmarkStart w:id="22" w:name="ui-page-hackathon-overview"/>
-    <w:p>
-      <w:pPr>
-        <w:pStyle w:val="Heading2"/>
-      </w:pPr>
-      <w:r>
-        <w:t xml:space="preserve">UI Page:</w:t>
-      </w:r>
-      <w:r>
-        <w:t xml:space="preserve"> </w:t>
-      </w:r>
-      <w:r>
-        <w:rPr>
-          <w:rStyle w:val="VerbatimChar"/>
-        </w:rPr>
-        <w:t xml:space="preserve">Hackathon · Overview</w:t>
+        <w:t xml:space="preserve">/h/:id/matching</w:t>
+      </w:r>
+      <w:r>
+        <w:t xml:space="preserve">. Optional.</w:t>
       </w:r>
     </w:p>
     <w:p>
@@ -1881,7 +3477,7 @@
         <w:pStyle w:val="Compact"/>
         <w:numPr>
           <w:ilvl w:val="0"/>
-          <w:numId w:val="1008"/>
+          <w:numId w:val="1013"/>
         </w:numPr>
       </w:pPr>
       <w:r>
@@ -1889,22 +3485,13 @@
           <w:b/>
           <w:bCs/>
         </w:rPr>
-        <w:t xml:space="preserve">Where to find it:</w:t>
-      </w:r>
-      <w:r>
-        <w:t xml:space="preserve"> </w:t>
-      </w:r>
-      <w:r>
-        <w:rPr>
-          <w:rStyle w:val="VerbatimChar"/>
-        </w:rPr>
-        <w:t xml:space="preserve">/h/:id</w:t>
-      </w:r>
-      <w:r>
-        <w:t xml:space="preserve"> </w:t>
-      </w:r>
-      <w:r>
-        <w:t xml:space="preserve">(the hackathon workspace landing, via the sidebar).</w:t>
+        <w:t xml:space="preserve">Purpose:</w:t>
+      </w:r>
+      <w:r>
+        <w:t xml:space="preserve"> </w:t>
+      </w:r>
+      <w:r>
+        <w:t xml:space="preserve">Opt into team matching for this hackathon.</w:t>
       </w:r>
     </w:p>
     <w:p>
@@ -1912,208 +3499,7 @@
         <w:pStyle w:val="Compact"/>
         <w:numPr>
           <w:ilvl w:val="0"/>
-          <w:numId w:val="1008"/>
-        </w:numPr>
-      </w:pPr>
-      <w:r>
-        <w:rPr>
-          <w:b/>
-          <w:bCs/>
-        </w:rPr>
-        <w:t xml:space="preserve">Purpose:</w:t>
-      </w:r>
-      <w:r>
-        <w:t xml:space="preserve"> </w:t>
-      </w:r>
-      <w:r>
-        <w:t xml:space="preserve">Summarize this hackathon: details, your matching status, your project, and (for</w:t>
-      </w:r>
-      <w:r>
-        <w:t xml:space="preserve"> </w:t>
-      </w:r>
-      <w:r>
-        <w:t xml:space="preserve">judges) a judging shortcut.</w:t>
-      </w:r>
-    </w:p>
-    <w:p>
-      <w:pPr>
-        <w:pStyle w:val="Compact"/>
-        <w:numPr>
-          <w:ilvl w:val="0"/>
-          <w:numId w:val="1008"/>
-        </w:numPr>
-      </w:pPr>
-      <w:r>
-        <w:rPr>
-          <w:b/>
-          <w:bCs/>
-        </w:rPr>
-        <w:t xml:space="preserve">What is on the screen:</w:t>
-      </w:r>
-      <w:r>
-        <w:t xml:space="preserve"> </w:t>
-      </w:r>
-      <w:r>
-        <w:t xml:space="preserve">hero with name/details; Team Matching card; My Project card;</w:t>
-      </w:r>
-      <w:r>
-        <w:t xml:space="preserve"> </w:t>
-      </w:r>
-      <w:r>
-        <w:t xml:space="preserve">Judging card (judges only). All read-only.</w:t>
-      </w:r>
-    </w:p>
-    <w:bookmarkStart w:id="21" w:name="workflow-1-view-overview"/>
-    <w:p>
-      <w:pPr>
-        <w:pStyle w:val="Heading3"/>
-      </w:pPr>
-      <w:r>
-        <w:t xml:space="preserve">Workflow 1: View overview</w:t>
-      </w:r>
-    </w:p>
-    <w:p>
-      <w:pPr>
-        <w:pStyle w:val="FirstParagraph"/>
-      </w:pPr>
-      <w:r>
-        <w:rPr>
-          <w:b/>
-          <w:bCs/>
-        </w:rPr>
-        <w:t xml:space="preserve">What the user sees</w:t>
-      </w:r>
-      <w:r>
-        <w:t xml:space="preserve"> </w:t>
-      </w:r>
-      <w:r>
-        <w:t xml:space="preserve">The hackathon’s details and cards reflecting your status here.</w:t>
-      </w:r>
-      <w:r>
-        <w:t xml:space="preserve"> </w:t>
-      </w:r>
-      <w:r>
-        <w:rPr>
-          <w:b/>
-          <w:bCs/>
-        </w:rPr>
-        <w:t xml:space="preserve">What the system does</w:t>
-      </w:r>
-      <w:r>
-        <w:t xml:space="preserve"> </w:t>
-      </w:r>
-      <w:r>
-        <w:t xml:space="preserve">Load this hackathon’s details, your matching status, your project; show</w:t>
-      </w:r>
-      <w:r>
-        <w:t xml:space="preserve"> </w:t>
-      </w:r>
-      <w:r>
-        <w:t xml:space="preserve">the Judging card only if you’re a judge/admin here.</w:t>
-      </w:r>
-      <w:r>
-        <w:t xml:space="preserve"> </w:t>
-      </w:r>
-      <w:r>
-        <w:rPr>
-          <w:b/>
-          <w:bCs/>
-        </w:rPr>
-        <w:t xml:space="preserve">Flow picture</w:t>
-      </w:r>
-      <w:r>
-        <w:t xml:space="preserve"> </w:t>
-      </w:r>
-      <w:r>
-        <w:rPr>
-          <w:rStyle w:val="VerbatimChar"/>
-        </w:rPr>
-        <w:t xml:space="preserve">[Open] -&gt; [Load scoped status] -&gt; [Render cards]</w:t>
-      </w:r>
-    </w:p>
-    <w:p>
-      <w:r>
-        <w:pict>
-          <v:rect style="width:0;height:1.5pt" o:hralign="center" o:hrstd="t" o:hr="t"/>
-        </w:pict>
-      </w:r>
-    </w:p>
-    <w:bookmarkEnd w:id="21"/>
-    <w:bookmarkEnd w:id="22"/>
-    <w:bookmarkStart w:id="24" w:name="ui-page-hackathon-team-matching"/>
-    <w:p>
-      <w:pPr>
-        <w:pStyle w:val="Heading2"/>
-      </w:pPr>
-      <w:r>
-        <w:t xml:space="preserve">UI Page:</w:t>
-      </w:r>
-      <w:r>
-        <w:t xml:space="preserve"> </w:t>
-      </w:r>
-      <w:r>
-        <w:rPr>
-          <w:rStyle w:val="VerbatimChar"/>
-        </w:rPr>
-        <w:t xml:space="preserve">Hackathon · Team Matching</w:t>
-      </w:r>
-    </w:p>
-    <w:p>
-      <w:pPr>
-        <w:pStyle w:val="Compact"/>
-        <w:numPr>
-          <w:ilvl w:val="0"/>
-          <w:numId w:val="1009"/>
-        </w:numPr>
-      </w:pPr>
-      <w:r>
-        <w:rPr>
-          <w:b/>
-          <w:bCs/>
-        </w:rPr>
-        <w:t xml:space="preserve">Where to find it:</w:t>
-      </w:r>
-      <w:r>
-        <w:t xml:space="preserve"> </w:t>
-      </w:r>
-      <w:r>
-        <w:rPr>
-          <w:rStyle w:val="VerbatimChar"/>
-        </w:rPr>
-        <w:t xml:space="preserve">/h/:id/matching</w:t>
-      </w:r>
-      <w:r>
-        <w:t xml:space="preserve">. Optional.</w:t>
-      </w:r>
-    </w:p>
-    <w:p>
-      <w:pPr>
-        <w:pStyle w:val="Compact"/>
-        <w:numPr>
-          <w:ilvl w:val="0"/>
-          <w:numId w:val="1009"/>
-        </w:numPr>
-      </w:pPr>
-      <w:r>
-        <w:rPr>
-          <w:b/>
-          <w:bCs/>
-        </w:rPr>
-        <w:t xml:space="preserve">Purpose:</w:t>
-      </w:r>
-      <w:r>
-        <w:t xml:space="preserve"> </w:t>
-      </w:r>
-      <w:r>
-        <w:t xml:space="preserve">Opt into team matching for this hackathon.</w:t>
-      </w:r>
-    </w:p>
-    <w:p>
-      <w:pPr>
-        <w:pStyle w:val="Compact"/>
-        <w:numPr>
-          <w:ilvl w:val="0"/>
-          <w:numId w:val="1009"/>
+          <w:numId w:val="1013"/>
         </w:numPr>
       </w:pPr>
       <w:r>
@@ -2348,13 +3734,48 @@
           </w:p>
         </w:tc>
       </w:tr>
+      <w:tr>
+        <w:tc>
+          <w:tcPr/>
+          <w:p>
+            <w:pPr>
+              <w:pStyle w:val="Compact"/>
+            </w:pPr>
+            <w:r>
+              <w:t xml:space="preserve">Participants looking for a team (cards)</w:t>
+            </w:r>
+          </w:p>
+        </w:tc>
+        <w:tc>
+          <w:tcPr/>
+          <w:p>
+            <w:pPr>
+              <w:pStyle w:val="Compact"/>
+            </w:pPr>
+            <w:r>
+              <w:t xml:space="preserve">List</w:t>
+            </w:r>
+          </w:p>
+        </w:tc>
+        <w:tc>
+          <w:tcPr/>
+          <w:p>
+            <w:pPr>
+              <w:pStyle w:val="Compact"/>
+            </w:pPr>
+            <w:r>
+              <w:t xml:space="preserve">—</w:t>
+            </w:r>
+          </w:p>
+        </w:tc>
+      </w:tr>
     </w:tbl>
     <w:p>
       <w:pPr>
         <w:pStyle w:val="Compact"/>
         <w:numPr>
           <w:ilvl w:val="0"/>
-          <w:numId w:val="1010"/>
+          <w:numId w:val="1014"/>
         </w:numPr>
       </w:pPr>
       <w:r>
@@ -2371,7 +3792,7 @@
         <w:t xml:space="preserve">role + plan required; locked once matched.</w:t>
       </w:r>
     </w:p>
-    <w:bookmarkStart w:id="23" w:name="workflow-1-opt-into-update-profile"/>
+    <w:bookmarkStart w:id="27" w:name="workflow-1-opt-into-update-profile"/>
     <w:p>
       <w:pPr>
         <w:pStyle w:val="Heading3"/>
@@ -2523,6 +3944,163 @@
           <w:rStyle w:val="VerbatimChar"/>
         </w:rPr>
         <w:t xml:space="preserve">[Fill] -&gt; {valid?} --NO--&gt; [Error]; -&gt; {matched?} --YES--&gt; [Locked]; --NO--&gt; [Save]</w:t>
+      </w:r>
+    </w:p>
+    <w:bookmarkEnd w:id="27"/>
+    <w:bookmarkStart w:id="28" w:name="X561d7d3e8291c8b9e9103b235304ade88e9d855"/>
+    <w:p>
+      <w:pPr>
+        <w:pStyle w:val="Heading3"/>
+      </w:pPr>
+      <w:r>
+        <w:t xml:space="preserve">Workflow 2: Browse other participants looking for a team</w:t>
+      </w:r>
+    </w:p>
+    <w:p>
+      <w:pPr>
+        <w:pStyle w:val="Compact"/>
+        <w:numPr>
+          <w:ilvl w:val="0"/>
+          <w:numId w:val="1015"/>
+        </w:numPr>
+      </w:pPr>
+      <w:r>
+        <w:rPr>
+          <w:b/>
+          <w:bCs/>
+        </w:rPr>
+        <w:t xml:space="preserve">What starts it:</w:t>
+      </w:r>
+      <w:r>
+        <w:t xml:space="preserve"> </w:t>
+      </w:r>
+      <w:r>
+        <w:t xml:space="preserve">The page loads (or you just opted in).</w:t>
+      </w:r>
+    </w:p>
+    <w:p>
+      <w:pPr>
+        <w:pStyle w:val="FirstParagraph"/>
+      </w:pPr>
+      <w:r>
+        <w:rPr>
+          <w:b/>
+          <w:bCs/>
+        </w:rPr>
+        <w:t xml:space="preserve">What the user sees</w:t>
+      </w:r>
+      <w:r>
+        <w:t xml:space="preserve"> </w:t>
+      </w:r>
+      <w:r>
+        <w:t xml:space="preserve">A grid of everyone who has opted in (role, what they plan to build,</w:t>
+      </w:r>
+      <w:r>
+        <w:t xml:space="preserve"> </w:t>
+      </w:r>
+      <w:r>
+        <w:t xml:space="preserve">tracks/sponsors, email, LinkedIn, and whether they’re still looking or already on a team) — so</w:t>
+      </w:r>
+      <w:r>
+        <w:t xml:space="preserve"> </w:t>
+      </w:r>
+      <w:r>
+        <w:t xml:space="preserve">you can reach out and form a team yourself. Before you opt in, this area shows a prompt to opt in.</w:t>
+      </w:r>
+      <w:r>
+        <w:t xml:space="preserve"> </w:t>
+      </w:r>
+      <w:r>
+        <w:rPr>
+          <w:b/>
+          <w:bCs/>
+        </w:rPr>
+        <w:t xml:space="preserve">What the system does</w:t>
+      </w:r>
+      <w:r>
+        <w:t xml:space="preserve"> </w:t>
+      </w:r>
+      <w:r>
+        <w:t xml:space="preserve">Has the viewer opted into matching (or is admin)?</w:t>
+      </w:r>
+      <w:r>
+        <w:t xml:space="preserve"> </w:t>
+      </w:r>
+      <w:r>
+        <w:rPr>
+          <w:b/>
+          <w:bCs/>
+        </w:rPr>
+        <w:t xml:space="preserve">NO:</w:t>
+      </w:r>
+      <w:r>
+        <w:t xml:space="preserve"> </w:t>
+      </w:r>
+      <w:r>
+        <w:t xml:space="preserve">show the</w:t>
+      </w:r>
+      <w:r>
+        <w:t xml:space="preserve"> </w:t>
+      </w:r>
+      <w:r>
+        <w:t xml:space="preserve">“opt in to see others”</w:t>
+      </w:r>
+      <w:r>
+        <w:t xml:space="preserve"> </w:t>
+      </w:r>
+      <w:r>
+        <w:t xml:space="preserve">prompt.</w:t>
+      </w:r>
+      <w:r>
+        <w:t xml:space="preserve"> </w:t>
+      </w:r>
+      <w:r>
+        <w:rPr>
+          <w:b/>
+          <w:bCs/>
+        </w:rPr>
+        <w:t xml:space="preserve">YES:</w:t>
+      </w:r>
+      <w:r>
+        <w:t xml:space="preserve"> </w:t>
+      </w:r>
+      <w:r>
+        <w:t xml:space="preserve">list every opt-in’s profile and contact details.</w:t>
+      </w:r>
+      <w:r>
+        <w:t xml:space="preserve"> </w:t>
+      </w:r>
+      <w:r>
+        <w:rPr>
+          <w:b/>
+          <w:bCs/>
+        </w:rPr>
+        <w:t xml:space="preserve">Simple logic summary</w:t>
+      </w:r>
+      <w:r>
+        <w:t xml:space="preserve"> </w:t>
+      </w:r>
+      <w:r>
+        <w:t xml:space="preserve">IF you opted in THEN show all participants; ELSE prompt to opt in.</w:t>
+      </w:r>
+      <w:r>
+        <w:t xml:space="preserve"> </w:t>
+      </w:r>
+      <w:r>
+        <w:rPr>
+          <w:b/>
+          <w:bCs/>
+        </w:rPr>
+        <w:t xml:space="preserve">Flow picture</w:t>
+      </w:r>
+      <w:r>
+        <w:t xml:space="preserve"> </w:t>
+      </w:r>
+      <w:r>
+        <w:rPr>
+          <w:rStyle w:val="VerbatimChar"/>
+        </w:rPr>
+        <w:t xml:space="preserve">[Open] -&gt; {opted in?} --NO--&gt; [Prompt]; --YES--&gt; [Show all participants]</w:t>
       </w:r>
     </w:p>
     <w:p>
@@ -2532,9 +4110,9 @@
         </w:pict>
       </w:r>
     </w:p>
-    <w:bookmarkEnd w:id="23"/>
-    <w:bookmarkEnd w:id="24"/>
-    <w:bookmarkStart w:id="27" w:name="ui-page-hackathon-submit-project"/>
+    <w:bookmarkEnd w:id="28"/>
+    <w:bookmarkEnd w:id="29"/>
+    <w:bookmarkStart w:id="32" w:name="ui-page-hackathon-submit-project"/>
     <w:p>
       <w:pPr>
         <w:pStyle w:val="Heading2"/>
@@ -2557,7 +4135,7 @@
         <w:pStyle w:val="Compact"/>
         <w:numPr>
           <w:ilvl w:val="0"/>
-          <w:numId w:val="1011"/>
+          <w:numId w:val="1016"/>
         </w:numPr>
       </w:pPr>
       <w:r>
@@ -2585,7 +4163,7 @@
         <w:pStyle w:val="Compact"/>
         <w:numPr>
           <w:ilvl w:val="0"/>
-          <w:numId w:val="1011"/>
+          <w:numId w:val="1016"/>
         </w:numPr>
       </w:pPr>
       <w:r>
@@ -2607,7 +4185,7 @@
         <w:pStyle w:val="Compact"/>
         <w:numPr>
           <w:ilvl w:val="0"/>
-          <w:numId w:val="1011"/>
+          <w:numId w:val="1016"/>
         </w:numPr>
       </w:pPr>
       <w:r>
@@ -2621,13 +4199,35 @@
         <w:t xml:space="preserve"> </w:t>
       </w:r>
       <w:r>
-        <w:t xml:space="preserve">Project name (mandatory); Short description; Demo video link; Git</w:t>
-      </w:r>
-      <w:r>
-        <w:t xml:space="preserve"> </w:t>
-      </w:r>
-      <w:r>
-        <w:t xml:space="preserve">link; Team members (multi); Tracks (multi); Sponsors used (multi); Submit; My Projects list.</w:t>
+        <w:t xml:space="preserve">A notice when it is</w:t>
+      </w:r>
+      <w:r>
+        <w:t xml:space="preserve"> </w:t>
+      </w:r>
+      <w:r>
+        <w:rPr>
+          <w:b/>
+          <w:bCs/>
+        </w:rPr>
+        <w:t xml:space="preserve">not</w:t>
+      </w:r>
+      <w:r>
+        <w:t xml:space="preserve"> </w:t>
+      </w:r>
+      <w:r>
+        <w:t xml:space="preserve">the hackathon day (submission closed);</w:t>
+      </w:r>
+      <w:r>
+        <w:t xml:space="preserve"> </w:t>
+      </w:r>
+      <w:r>
+        <w:t xml:space="preserve">Project name (mandatory); Short description; Demo video link; Git link; Team members (multi);</w:t>
+      </w:r>
+      <w:r>
+        <w:t xml:space="preserve"> </w:t>
+      </w:r>
+      <w:r>
+        <w:t xml:space="preserve">Tracks (multi); Sponsors used (multi); Submit (disabled off the event day); My Projects list.</w:t>
       </w:r>
     </w:p>
     <w:p>
@@ -2635,7 +4235,7 @@
         <w:pStyle w:val="Compact"/>
         <w:numPr>
           <w:ilvl w:val="0"/>
-          <w:numId w:val="1011"/>
+          <w:numId w:val="1016"/>
         </w:numPr>
       </w:pPr>
       <w:r>
@@ -2662,10 +4262,16 @@
         <w:t xml:space="preserve">in this hackathon</w:t>
       </w:r>
       <w:r>
-        <w:t xml:space="preserve">.</w:t>
-      </w:r>
-    </w:p>
-    <w:bookmarkStart w:id="25" w:name="workflow-1-submit-a-project"/>
+        <w:t xml:space="preserve">; the</w:t>
+      </w:r>
+      <w:r>
+        <w:t xml:space="preserve"> </w:t>
+      </w:r>
+      <w:r>
+        <w:t xml:space="preserve">current date must be the hackathon’s event date (when one is set).</w:t>
+      </w:r>
+    </w:p>
+    <w:bookmarkStart w:id="30" w:name="workflow-1-submit-a-project"/>
     <w:p>
       <w:pPr>
         <w:pStyle w:val="Heading3"/>
@@ -2689,7 +4295,13 @@
         <w:t xml:space="preserve"> </w:t>
       </w:r>
       <w:r>
-        <w:t xml:space="preserve">Fill and submit →</w:t>
+        <w:t xml:space="preserve">If the hackathon has an event date and today is not that day, a banner says</w:t>
+      </w:r>
+      <w:r>
+        <w:t xml:space="preserve"> </w:t>
+      </w:r>
+      <w:r>
+        <w:t xml:space="preserve">submissions open only on that day and the Submit button is disabled. Otherwise fill and submit →</w:t>
       </w:r>
       <w:r>
         <w:t xml:space="preserve"> </w:t>
@@ -2698,13 +4310,7 @@
         <w:t xml:space="preserve">“Project submitted!”</w:t>
       </w:r>
       <w:r>
-        <w:t xml:space="preserve">; appears under My Projects; on</w:t>
-      </w:r>
-      <w:r>
-        <w:t xml:space="preserve"> </w:t>
-      </w:r>
-      <w:r>
-        <w:t xml:space="preserve">conflict, which people clash and nothing saved.</w:t>
+        <w:t xml:space="preserve">; appears under My Projects; on conflict, which people clash and nothing saved.</w:t>
       </w:r>
       <w:r>
         <w:t xml:space="preserve"> </w:t>
@@ -2720,6 +4326,44 @@
         <w:t xml:space="preserve"> </w:t>
       </w:r>
       <w:r>
+        <w:t xml:space="preserve">Is the event date set and today not that day?</w:t>
+      </w:r>
+      <w:r>
+        <w:t xml:space="preserve"> </w:t>
+      </w:r>
+      <w:r>
+        <w:rPr>
+          <w:b/>
+          <w:bCs/>
+        </w:rPr>
+        <w:t xml:space="preserve">YES:</w:t>
+      </w:r>
+      <w:r>
+        <w:t xml:space="preserve"> </w:t>
+      </w:r>
+      <w:r>
+        <w:t xml:space="preserve">reject (submission</w:t>
+      </w:r>
+      <w:r>
+        <w:t xml:space="preserve"> </w:t>
+      </w:r>
+      <w:r>
+        <w:t xml:space="preserve">window closed).</w:t>
+      </w:r>
+      <w:r>
+        <w:t xml:space="preserve"> </w:t>
+      </w:r>
+      <w:r>
+        <w:rPr>
+          <w:b/>
+          <w:bCs/>
+        </w:rPr>
+        <w:t xml:space="preserve">NO:</w:t>
+      </w:r>
+      <w:r>
+        <w:t xml:space="preserve"> </w:t>
+      </w:r>
+      <w:r>
         <w:t xml:space="preserve">Name?</w:t>
       </w:r>
       <w:r>
@@ -2778,6 +4422,28 @@
           <w:b/>
           <w:bCs/>
         </w:rPr>
+        <w:t xml:space="preserve">Simple logic summary</w:t>
+      </w:r>
+      <w:r>
+        <w:t xml:space="preserve"> </w:t>
+      </w:r>
+      <w:r>
+        <w:t xml:space="preserve">IF not the hackathon day THEN stop; ELSE IF name empty THEN stop; ELSE IF</w:t>
+      </w:r>
+      <w:r>
+        <w:t xml:space="preserve"> </w:t>
+      </w:r>
+      <w:r>
+        <w:t xml:space="preserve">a member clashes THEN stop; ELSE save.</w:t>
+      </w:r>
+      <w:r>
+        <w:t xml:space="preserve"> </w:t>
+      </w:r>
+      <w:r>
+        <w:rPr>
+          <w:b/>
+          <w:bCs/>
+        </w:rPr>
         <w:t xml:space="preserve">Flow picture</w:t>
       </w:r>
       <w:r>
@@ -2787,11 +4453,11 @@
         <w:rPr>
           <w:rStyle w:val="VerbatimChar"/>
         </w:rPr>
-        <w:t xml:space="preserve">[Fill] -&gt; {name?} --NO--&gt; [Error]; -&gt; {clash?} --YES--&gt; [409]; --NO--&gt; [Saved]</w:t>
-      </w:r>
-    </w:p>
-    <w:bookmarkEnd w:id="25"/>
-    <w:bookmarkStart w:id="26" w:name="workflow-2-view-my-projects"/>
+        <w:t xml:space="preserve">[Fill] -&gt; {today = event day?} --NO--&gt; [Closed]; --YES--&gt; {name?} --NO--&gt; [Error]; -&gt; {clash?} --YES--&gt; [409]; --NO--&gt; [Saved]</w:t>
+      </w:r>
+    </w:p>
+    <w:bookmarkEnd w:id="30"/>
+    <w:bookmarkStart w:id="31" w:name="workflow-2-view-my-projects"/>
     <w:p>
       <w:pPr>
         <w:pStyle w:val="Heading3"/>
@@ -2866,9 +4532,9 @@
         </w:pict>
       </w:r>
     </w:p>
-    <w:bookmarkEnd w:id="26"/>
-    <w:bookmarkEnd w:id="27"/>
-    <w:bookmarkStart w:id="30" w:name="ui-page-hackathon-judging"/>
+    <w:bookmarkEnd w:id="31"/>
+    <w:bookmarkEnd w:id="32"/>
+    <w:bookmarkStart w:id="37" w:name="ui-page-hackathon-judging"/>
     <w:p>
       <w:pPr>
         <w:pStyle w:val="Heading2"/>
@@ -2891,7 +4557,7 @@
         <w:pStyle w:val="Compact"/>
         <w:numPr>
           <w:ilvl w:val="0"/>
-          <w:numId w:val="1012"/>
+          <w:numId w:val="1017"/>
         </w:numPr>
       </w:pPr>
       <w:r>
@@ -2922,7 +4588,7 @@
         <w:pStyle w:val="Compact"/>
         <w:numPr>
           <w:ilvl w:val="0"/>
-          <w:numId w:val="1012"/>
+          <w:numId w:val="1017"/>
         </w:numPr>
       </w:pPr>
       <w:r>
@@ -2936,7 +4602,75 @@
         <w:t xml:space="preserve"> </w:t>
       </w:r>
       <w:r>
-        <w:t xml:space="preserve">Browse/filter projects and submit/update scores.</w:t>
+        <w:t xml:space="preserve">Three tabs —</w:t>
+      </w:r>
+      <w:r>
+        <w:t xml:space="preserve"> </w:t>
+      </w:r>
+      <w:r>
+        <w:rPr>
+          <w:b/>
+          <w:bCs/>
+        </w:rPr>
+        <w:t xml:space="preserve">Score projects</w:t>
+      </w:r>
+      <w:r>
+        <w:t xml:space="preserve"> </w:t>
+      </w:r>
+      <w:r>
+        <w:t xml:space="preserve">(give your own scores + investment),</w:t>
+      </w:r>
+      <w:r>
+        <w:t xml:space="preserve"> </w:t>
+      </w:r>
+      <w:r>
+        <w:rPr>
+          <w:b/>
+          <w:bCs/>
+        </w:rPr>
+        <w:t xml:space="preserve">Results &amp;</w:t>
+      </w:r>
+      <w:r>
+        <w:rPr>
+          <w:b/>
+          <w:bCs/>
+        </w:rPr>
+        <w:t xml:space="preserve"> </w:t>
+      </w:r>
+      <w:r>
+        <w:rPr>
+          <w:b/>
+          <w:bCs/>
+        </w:rPr>
+        <w:t xml:space="preserve">averages</w:t>
+      </w:r>
+      <w:r>
+        <w:t xml:space="preserve"> </w:t>
+      </w:r>
+      <w:r>
+        <w:t xml:space="preserve">(leaderboard of average scores), and</w:t>
+      </w:r>
+      <w:r>
+        <w:t xml:space="preserve"> </w:t>
+      </w:r>
+      <w:r>
+        <w:rPr>
+          <w:b/>
+          <w:bCs/>
+        </w:rPr>
+        <w:t xml:space="preserve">Investments</w:t>
+      </w:r>
+      <w:r>
+        <w:t xml:space="preserve"> </w:t>
+      </w:r>
+      <w:r>
+        <w:t xml:space="preserve">(total money offered per project</w:t>
+      </w:r>
+      <w:r>
+        <w:t xml:space="preserve"> </w:t>
+      </w:r>
+      <w:r>
+        <w:t xml:space="preserve">across judges).</w:t>
       </w:r>
     </w:p>
     <w:p>
@@ -2944,7 +4678,7 @@
         <w:pStyle w:val="Compact"/>
         <w:numPr>
           <w:ilvl w:val="0"/>
-          <w:numId w:val="1012"/>
+          <w:numId w:val="1017"/>
         </w:numPr>
       </w:pPr>
       <w:r>
@@ -2954,31 +4688,732 @@
         </w:rPr>
         <w:t xml:space="preserve">What is on the screen:</w:t>
       </w:r>
-      <w:r>
-        <w:t xml:space="preserve"> </w:t>
-      </w:r>
-      <w:r>
-        <w:t xml:space="preserve">Sponsor filter (All + each sponsor); selectable project list;</w:t>
-      </w:r>
-      <w:r>
-        <w:t xml:space="preserve"> </w:t>
-      </w:r>
-      <w:r>
-        <w:t xml:space="preserve">details panel (links, team, tracks, sponsors, average); six score fields (each 0–max, live</w:t>
-      </w:r>
-      <w:r>
-        <w:t xml:space="preserve"> </w:t>
-      </w:r>
-      <w:r>
-        <w:t xml:space="preserve">total /100); Comments; Save; admins also see all judges’ scores.</w:t>
-      </w:r>
-    </w:p>
+    </w:p>
+    <w:p>
+      <w:pPr>
+        <w:pStyle w:val="Compact"/>
+        <w:numPr>
+          <w:ilvl w:val="1"/>
+          <w:numId w:val="1018"/>
+        </w:numPr>
+      </w:pPr>
+      <w:r>
+        <w:rPr>
+          <w:b/>
+          <w:bCs/>
+        </w:rPr>
+        <w:t xml:space="preserve">Tabs:</w:t>
+      </w:r>
+      <w:r>
+        <w:t xml:space="preserve"> </w:t>
+      </w:r>
+      <w:r>
+        <w:t xml:space="preserve">“Score projects”</w:t>
+      </w:r>
+      <w:r>
+        <w:t xml:space="preserve"> </w:t>
+      </w:r>
+      <w:r>
+        <w:t xml:space="preserve">|</w:t>
+      </w:r>
+      <w:r>
+        <w:t xml:space="preserve"> </w:t>
+      </w:r>
+      <w:r>
+        <w:t xml:space="preserve">“Results &amp; averages”</w:t>
+      </w:r>
+      <w:r>
+        <w:t xml:space="preserve"> </w:t>
+      </w:r>
+      <w:r>
+        <w:t xml:space="preserve">|</w:t>
+      </w:r>
+      <w:r>
+        <w:t xml:space="preserve"> </w:t>
+      </w:r>
+      <w:r>
+        <w:t xml:space="preserve">“Investments”</w:t>
+      </w:r>
+      <w:r>
+        <w:t xml:space="preserve">. A sponsor filter applies to all.</w:t>
+      </w:r>
+    </w:p>
+    <w:p>
+      <w:pPr>
+        <w:pStyle w:val="Compact"/>
+        <w:numPr>
+          <w:ilvl w:val="1"/>
+          <w:numId w:val="1018"/>
+        </w:numPr>
+      </w:pPr>
+      <w:r>
+        <w:rPr>
+          <w:b/>
+          <w:bCs/>
+        </w:rPr>
+        <w:t xml:space="preserve">Score projects tab:</w:t>
+      </w:r>
+      <w:r>
+        <w:t xml:space="preserve"> </w:t>
+      </w:r>
+      <w:r>
+        <w:t xml:space="preserve">a project list (each marked</w:t>
+      </w:r>
+      <w:r>
+        <w:t xml:space="preserve"> </w:t>
+      </w:r>
+      <w:r>
+        <w:rPr>
+          <w:b/>
+          <w:bCs/>
+        </w:rPr>
+        <w:t xml:space="preserve">✓ you: NN</w:t>
+      </w:r>
+      <w:r>
+        <w:t xml:space="preserve"> </w:t>
+      </w:r>
+      <w:r>
+        <w:t xml:space="preserve">if you’ve scored it, or</w:t>
+      </w:r>
+      <w:r>
+        <w:t xml:space="preserve"> </w:t>
+      </w:r>
+      <w:r>
+        <w:t xml:space="preserve">“not scored”</w:t>
+      </w:r>
+      <w:r>
+        <w:t xml:space="preserve">); on the right, the selected project’s details —</w:t>
+      </w:r>
+      <w:r>
+        <w:t xml:space="preserve"> </w:t>
+      </w:r>
+      <w:r>
+        <w:rPr>
+          <w:b/>
+          <w:bCs/>
+        </w:rPr>
+        <w:t xml:space="preserve">Watch Demo Video</w:t>
+      </w:r>
+      <w:r>
+        <w:t xml:space="preserve"> </w:t>
+      </w:r>
+      <w:r>
+        <w:t xml:space="preserve">and</w:t>
+      </w:r>
+      <w:r>
+        <w:t xml:space="preserve"> </w:t>
+      </w:r>
+      <w:r>
+        <w:rPr>
+          <w:b/>
+          <w:bCs/>
+        </w:rPr>
+        <w:t xml:space="preserve">View</w:t>
+      </w:r>
+      <w:r>
+        <w:rPr>
+          <w:b/>
+          <w:bCs/>
+        </w:rPr>
+        <w:t xml:space="preserve"> </w:t>
+      </w:r>
+      <w:r>
+        <w:rPr>
+          <w:b/>
+          <w:bCs/>
+        </w:rPr>
+        <w:t xml:space="preserve">Git Repository</w:t>
+      </w:r>
+      <w:r>
+        <w:t xml:space="preserve"> </w:t>
+      </w:r>
+      <w:r>
+        <w:t xml:space="preserve">as big clickable buttons,</w:t>
+      </w:r>
+      <w:r>
+        <w:t xml:space="preserve"> </w:t>
+      </w:r>
+      <w:r>
+        <w:rPr>
+          <w:b/>
+          <w:bCs/>
+        </w:rPr>
+        <w:t xml:space="preserve">Tracks</w:t>
+      </w:r>
+      <w:r>
+        <w:t xml:space="preserve"> </w:t>
+      </w:r>
+      <w:r>
+        <w:t xml:space="preserve">(with explanation) and</w:t>
+      </w:r>
+      <w:r>
+        <w:t xml:space="preserve"> </w:t>
+      </w:r>
+      <w:r>
+        <w:rPr>
+          <w:b/>
+          <w:bCs/>
+        </w:rPr>
+        <w:t xml:space="preserve">Sponsors used</w:t>
+      </w:r>
+      <w:r>
+        <w:t xml:space="preserve"> </w:t>
+      </w:r>
+      <w:r>
+        <w:t xml:space="preserve">(with explanation) — and your score form: five fields (Presentation, Execution, Innovation,</w:t>
+      </w:r>
+      <w:r>
+        <w:t xml:space="preserve"> </w:t>
+      </w:r>
+      <w:r>
+        <w:t xml:space="preserve">Impact, Implementation, each 0–100), a live total (their average, /100), an</w:t>
+      </w:r>
+      <w:r>
+        <w:t xml:space="preserve"> </w:t>
+      </w:r>
+      <w:r>
+        <w:rPr>
+          <w:b/>
+          <w:bCs/>
+        </w:rPr>
+        <w:t xml:space="preserve">Investment</w:t>
+      </w:r>
+      <w:r>
+        <w:t xml:space="preserve"> </w:t>
+      </w:r>
+      <w:r>
+        <w:t xml:space="preserve">field (</w:t>
+      </w:r>
+      <w:r>
+        <w:rPr>
+          <w:i/>
+          <w:iCs/>
+        </w:rPr>
+        <w:t xml:space="preserve">“if you were an investor, how much would you invest?”</w:t>
+      </w:r>
+      <w:r>
+        <w:t xml:space="preserve">) — an amount plus a</w:t>
+      </w:r>
+      <w:r>
+        <w:t xml:space="preserve"> </w:t>
+      </w:r>
+      <w:r>
+        <w:rPr>
+          <w:b/>
+          <w:bCs/>
+        </w:rPr>
+        <w:t xml:space="preserve">unit</w:t>
+      </w:r>
+      <w:r>
+        <w:t xml:space="preserve"> </w:t>
+      </w:r>
+      <w:r>
+        <w:t xml:space="preserve">dropdown (Exact $, Thousand, Lakh, Million, Crore, Billion) with a live</w:t>
+      </w:r>
+      <w:r>
+        <w:t xml:space="preserve"> </w:t>
+      </w:r>
+      <w:r>
+        <w:t xml:space="preserve">“= $…”</w:t>
+      </w:r>
+      <w:r>
+        <w:t xml:space="preserve"> </w:t>
+      </w:r>
+      <w:r>
+        <w:t xml:space="preserve">preview —</w:t>
+      </w:r>
+      <w:r>
+        <w:t xml:space="preserve"> </w:t>
+      </w:r>
+      <w:r>
+        <w:t xml:space="preserve">Comments, Save. Admins also see a per-judge breakdown table (including each judge’s investment).</w:t>
+      </w:r>
+    </w:p>
+    <w:p>
+      <w:pPr>
+        <w:pStyle w:val="Compact"/>
+        <w:numPr>
+          <w:ilvl w:val="1"/>
+          <w:numId w:val="1018"/>
+        </w:numPr>
+      </w:pPr>
+      <w:r>
+        <w:rPr>
+          <w:b/>
+          <w:bCs/>
+        </w:rPr>
+        <w:t xml:space="preserve">Results &amp; averages tab:</w:t>
+      </w:r>
+      <w:r>
+        <w:t xml:space="preserve"> </w:t>
+      </w:r>
+      <w:r>
+        <w:t xml:space="preserve">a ranked leaderboard — rank (🥇🥈🥉), project,</w:t>
+      </w:r>
+      <w:r>
+        <w:t xml:space="preserve"> </w:t>
+      </w:r>
+      <w:r>
+        <w:rPr>
+          <w:b/>
+          <w:bCs/>
+        </w:rPr>
+        <w:t xml:space="preserve">Tracks</w:t>
+      </w:r>
+      <w:r>
+        <w:t xml:space="preserve">,</w:t>
+      </w:r>
+      <w:r>
+        <w:t xml:space="preserve"> </w:t>
+      </w:r>
+      <w:r>
+        <w:rPr>
+          <w:b/>
+          <w:bCs/>
+        </w:rPr>
+        <w:t xml:space="preserve">Sponsors</w:t>
+      </w:r>
+      <w:r>
+        <w:t xml:space="preserve">,</w:t>
+      </w:r>
+      <w:r>
+        <w:t xml:space="preserve"> </w:t>
+      </w:r>
+      <w:r>
+        <w:rPr>
+          <w:b/>
+          <w:bCs/>
+        </w:rPr>
+        <w:t xml:space="preserve">average /100 across all judges</w:t>
+      </w:r>
+      <w:r>
+        <w:t xml:space="preserve">, judge count.</w:t>
+      </w:r>
+      <w:r>
+        <w:t xml:space="preserve"> </w:t>
+      </w:r>
+      <w:r>
+        <w:rPr>
+          <w:b/>
+          <w:bCs/>
+        </w:rPr>
+        <w:t xml:space="preserve">Clicking a row opens a details</w:t>
+      </w:r>
+      <w:r>
+        <w:rPr>
+          <w:b/>
+          <w:bCs/>
+        </w:rPr>
+        <w:t xml:space="preserve"> </w:t>
+      </w:r>
+      <w:r>
+        <w:rPr>
+          <w:b/>
+          <w:bCs/>
+        </w:rPr>
+        <w:t xml:space="preserve">popup</w:t>
+      </w:r>
+      <w:r>
+        <w:t xml:space="preserve"> </w:t>
+      </w:r>
+      <w:r>
+        <w:t xml:space="preserve">with the demo video &amp; GitHub links, tracks, sponsors, team, and per-category averages.</w:t>
+      </w:r>
+    </w:p>
+    <w:p>
+      <w:pPr>
+        <w:pStyle w:val="Compact"/>
+        <w:numPr>
+          <w:ilvl w:val="1"/>
+          <w:numId w:val="1018"/>
+        </w:numPr>
+      </w:pPr>
+      <w:r>
+        <w:rPr>
+          <w:b/>
+          <w:bCs/>
+        </w:rPr>
+        <w:t xml:space="preserve">Investments tab:</w:t>
+      </w:r>
+      <w:r>
+        <w:t xml:space="preserve"> </w:t>
+      </w:r>
+      <w:r>
+        <w:t xml:space="preserve">a ranked leaderboard — rank, project,</w:t>
+      </w:r>
+      <w:r>
+        <w:t xml:space="preserve"> </w:t>
+      </w:r>
+      <w:r>
+        <w:rPr>
+          <w:b/>
+          <w:bCs/>
+        </w:rPr>
+        <w:t xml:space="preserve">Tracks</w:t>
+      </w:r>
+      <w:r>
+        <w:t xml:space="preserve">,</w:t>
+      </w:r>
+      <w:r>
+        <w:t xml:space="preserve"> </w:t>
+      </w:r>
+      <w:r>
+        <w:rPr>
+          <w:b/>
+          <w:bCs/>
+        </w:rPr>
+        <w:t xml:space="preserve">Sponsors</w:t>
+      </w:r>
+      <w:r>
+        <w:t xml:space="preserve">,</w:t>
+      </w:r>
+      <w:r>
+        <w:t xml:space="preserve"> </w:t>
+      </w:r>
+      <w:r>
+        <w:rPr>
+          <w:b/>
+          <w:bCs/>
+        </w:rPr>
+        <w:t xml:space="preserve">total</w:t>
+      </w:r>
+      <w:r>
+        <w:rPr>
+          <w:b/>
+          <w:bCs/>
+        </w:rPr>
+        <w:t xml:space="preserve"> </w:t>
+      </w:r>
+      <w:r>
+        <w:rPr>
+          <w:b/>
+          <w:bCs/>
+        </w:rPr>
+        <w:t xml:space="preserve">invested across all judges</w:t>
+      </w:r>
+      <w:r>
+        <w:t xml:space="preserve"> </w:t>
+      </w:r>
+      <w:r>
+        <w:t xml:space="preserve">(ordered high→low), investor count, plus the overall total.</w:t>
+      </w:r>
+      <w:r>
+        <w:t xml:space="preserve"> </w:t>
+      </w:r>
+      <w:r>
+        <w:rPr>
+          <w:b/>
+          <w:bCs/>
+        </w:rPr>
+        <w:t xml:space="preserve">Clicking a row opens the same details popup</w:t>
+      </w:r>
+      <w:r>
+        <w:t xml:space="preserve"> </w:t>
+      </w:r>
+      <w:r>
+        <w:t xml:space="preserve">(demo &amp; GitHub links, tracks, sponsors, team).</w:t>
+      </w:r>
+    </w:p>
+    <w:p>
+      <w:pPr>
+        <w:pStyle w:val="Compact"/>
+        <w:numPr>
+          <w:ilvl w:val="1"/>
+          <w:numId w:val="1018"/>
+        </w:numPr>
+      </w:pPr>
+      <w:r>
+        <w:t xml:space="preserve">On the</w:t>
+      </w:r>
+      <w:r>
+        <w:t xml:space="preserve"> </w:t>
+      </w:r>
+      <w:r>
+        <w:rPr>
+          <w:b/>
+          <w:bCs/>
+        </w:rPr>
+        <w:t xml:space="preserve">Score projects</w:t>
+      </w:r>
+      <w:r>
+        <w:t xml:space="preserve"> </w:t>
+      </w:r>
+      <w:r>
+        <w:t xml:space="preserve">list, each project also shows its tracks &amp; sponsors, and selecting it</w:t>
+      </w:r>
+      <w:r>
+        <w:t xml:space="preserve"> </w:t>
+      </w:r>
+      <w:r>
+        <w:t xml:space="preserve">shows the full detail panel (demo &amp; GitHub links, tracks, sponsors, team) alongside the form.</w:t>
+      </w:r>
+    </w:p>
+    <w:tbl>
+      <w:tblPr>
+        <w:tblStyle w:val="Table"/>
+        <w:tblW w:type="auto" w:w="0"/>
+        <w:tblLook w:firstRow="1" w:lastRow="0" w:firstColumn="0" w:lastColumn="0" w:noHBand="0" w:noVBand="0" w:val="0020"/>
+      </w:tblPr>
+      <w:tblGrid>
+        <w:gridCol w:w="2640"/>
+        <w:gridCol w:w="2640"/>
+        <w:gridCol w:w="2640"/>
+      </w:tblGrid>
+      <w:tr>
+        <w:trPr>
+          <w:tblHeader w:val="on"/>
+        </w:trPr>
+        <w:tc>
+          <w:tcPr/>
+          <w:p>
+            <w:pPr>
+              <w:pStyle w:val="Compact"/>
+            </w:pPr>
+            <w:r>
+              <w:t xml:space="preserve">Name</w:t>
+            </w:r>
+          </w:p>
+        </w:tc>
+        <w:tc>
+          <w:tcPr/>
+          <w:p>
+            <w:pPr>
+              <w:pStyle w:val="Compact"/>
+            </w:pPr>
+            <w:r>
+              <w:t xml:space="preserve">Type</w:t>
+            </w:r>
+          </w:p>
+        </w:tc>
+        <w:tc>
+          <w:tcPr/>
+          <w:p>
+            <w:pPr>
+              <w:pStyle w:val="Compact"/>
+            </w:pPr>
+            <w:r>
+              <w:t xml:space="preserve">Mandatory</w:t>
+            </w:r>
+          </w:p>
+        </w:tc>
+      </w:tr>
+      <w:tr>
+        <w:tc>
+          <w:tcPr/>
+          <w:p>
+            <w:pPr>
+              <w:pStyle w:val="Compact"/>
+            </w:pPr>
+            <w:r>
+              <w:t xml:space="preserve">View tabs (Score projects / Results &amp; averages)</w:t>
+            </w:r>
+          </w:p>
+        </w:tc>
+        <w:tc>
+          <w:tcPr/>
+          <w:p>
+            <w:pPr>
+              <w:pStyle w:val="Compact"/>
+            </w:pPr>
+            <w:r>
+              <w:t xml:space="preserve">Toggle</w:t>
+            </w:r>
+          </w:p>
+        </w:tc>
+        <w:tc>
+          <w:tcPr/>
+          <w:p>
+            <w:pPr>
+              <w:pStyle w:val="Compact"/>
+            </w:pPr>
+            <w:r>
+              <w:t xml:space="preserve">—</w:t>
+            </w:r>
+          </w:p>
+        </w:tc>
+      </w:tr>
+      <w:tr>
+        <w:tc>
+          <w:tcPr/>
+          <w:p>
+            <w:pPr>
+              <w:pStyle w:val="Compact"/>
+            </w:pPr>
+            <w:r>
+              <w:t xml:space="preserve">Sponsor filter (All + each sponsor)</w:t>
+            </w:r>
+          </w:p>
+        </w:tc>
+        <w:tc>
+          <w:tcPr/>
+          <w:p>
+            <w:pPr>
+              <w:pStyle w:val="Compact"/>
+            </w:pPr>
+            <w:r>
+              <w:t xml:space="preserve">Dropdown</w:t>
+            </w:r>
+          </w:p>
+        </w:tc>
+        <w:tc>
+          <w:tcPr/>
+          <w:p>
+            <w:pPr>
+              <w:pStyle w:val="Compact"/>
+            </w:pPr>
+            <w:r>
+              <w:t xml:space="preserve">Optional</w:t>
+            </w:r>
+          </w:p>
+        </w:tc>
+      </w:tr>
+      <w:tr>
+        <w:tc>
+          <w:tcPr/>
+          <w:p>
+            <w:pPr>
+              <w:pStyle w:val="Compact"/>
+            </w:pPr>
+            <w:r>
+              <w:t xml:space="preserve">Five score fields (each 0–100)</w:t>
+            </w:r>
+          </w:p>
+        </w:tc>
+        <w:tc>
+          <w:tcPr/>
+          <w:p>
+            <w:pPr>
+              <w:pStyle w:val="Compact"/>
+            </w:pPr>
+            <w:r>
+              <w:t xml:space="preserve">Number fields</w:t>
+            </w:r>
+          </w:p>
+        </w:tc>
+        <w:tc>
+          <w:tcPr/>
+          <w:p>
+            <w:pPr>
+              <w:pStyle w:val="Compact"/>
+            </w:pPr>
+            <w:r>
+              <w:t xml:space="preserve">Mandatory to save</w:t>
+            </w:r>
+          </w:p>
+        </w:tc>
+      </w:tr>
+      <w:tr>
+        <w:tc>
+          <w:tcPr/>
+          <w:p>
+            <w:pPr>
+              <w:pStyle w:val="Compact"/>
+            </w:pPr>
+            <w:r>
+              <w:t xml:space="preserve">Live total (= average of the five)</w:t>
+            </w:r>
+          </w:p>
+        </w:tc>
+        <w:tc>
+          <w:tcPr/>
+          <w:p>
+            <w:pPr>
+              <w:pStyle w:val="Compact"/>
+            </w:pPr>
+            <w:r>
+              <w:t xml:space="preserve">Read-only</w:t>
+            </w:r>
+          </w:p>
+        </w:tc>
+        <w:tc>
+          <w:tcPr/>
+          <w:p>
+            <w:pPr>
+              <w:pStyle w:val="Compact"/>
+            </w:pPr>
+            <w:r>
+              <w:t xml:space="preserve">—</w:t>
+            </w:r>
+          </w:p>
+        </w:tc>
+      </w:tr>
+      <w:tr>
+        <w:tc>
+          <w:tcPr/>
+          <w:p>
+            <w:pPr>
+              <w:pStyle w:val="Compact"/>
+            </w:pPr>
+            <w:r>
+              <w:t xml:space="preserve">Comments</w:t>
+            </w:r>
+          </w:p>
+        </w:tc>
+        <w:tc>
+          <w:tcPr/>
+          <w:p>
+            <w:pPr>
+              <w:pStyle w:val="Compact"/>
+            </w:pPr>
+            <w:r>
+              <w:t xml:space="preserve">Text area</w:t>
+            </w:r>
+          </w:p>
+        </w:tc>
+        <w:tc>
+          <w:tcPr/>
+          <w:p>
+            <w:pPr>
+              <w:pStyle w:val="Compact"/>
+            </w:pPr>
+            <w:r>
+              <w:t xml:space="preserve">Optional</w:t>
+            </w:r>
+          </w:p>
+        </w:tc>
+      </w:tr>
+      <w:tr>
+        <w:tc>
+          <w:tcPr/>
+          <w:p>
+            <w:pPr>
+              <w:pStyle w:val="Compact"/>
+            </w:pPr>
+            <w:r>
+              <w:t xml:space="preserve">Save score</w:t>
+            </w:r>
+          </w:p>
+        </w:tc>
+        <w:tc>
+          <w:tcPr/>
+          <w:p>
+            <w:pPr>
+              <w:pStyle w:val="Compact"/>
+            </w:pPr>
+            <w:r>
+              <w:t xml:space="preserve">Button</w:t>
+            </w:r>
+          </w:p>
+        </w:tc>
+        <w:tc>
+          <w:tcPr/>
+          <w:p>
+            <w:pPr>
+              <w:pStyle w:val="Compact"/>
+            </w:pPr>
+            <w:r>
+              <w:t xml:space="preserve">—</w:t>
+            </w:r>
+          </w:p>
+        </w:tc>
+      </w:tr>
+    </w:tbl>
     <w:p>
       <w:pPr>
         <w:pStyle w:val="Compact"/>
         <w:numPr>
           <w:ilvl w:val="0"/>
-          <w:numId w:val="1012"/>
+          <w:numId w:val="1019"/>
         </w:numPr>
       </w:pPr>
       <w:r>
@@ -2992,16 +5427,47 @@
         <w:t xml:space="preserve"> </w:t>
       </w:r>
       <w:r>
-        <w:t xml:space="preserve">each criterion within range; non-judges denied.</w:t>
-      </w:r>
-    </w:p>
-    <w:bookmarkStart w:id="28" w:name="workflow-1-browse-filter"/>
+        <w:t xml:space="preserve">each category 0–100; non-judges are denied access.</w:t>
+      </w:r>
+    </w:p>
+    <w:p>
+      <w:pPr>
+        <w:pStyle w:val="Compact"/>
+        <w:numPr>
+          <w:ilvl w:val="0"/>
+          <w:numId w:val="1019"/>
+        </w:numPr>
+      </w:pPr>
+      <w:r>
+        <w:rPr>
+          <w:b/>
+          <w:bCs/>
+        </w:rPr>
+        <w:t xml:space="preserve">When something goes wrong:</w:t>
+      </w:r>
+      <w:r>
+        <w:t xml:space="preserve"> </w:t>
+      </w:r>
+      <w:r>
+        <w:t xml:space="preserve">“</w:t>
+      </w:r>
+      <w:r>
+        <w:t xml:space="preserve"> </w:t>
+      </w:r>
+      <w:r>
+        <w:t xml:space="preserve">must be between 0 and 100”</w:t>
+      </w:r>
+      <w:r>
+        <w:t xml:space="preserve">.</w:t>
+      </w:r>
+    </w:p>
+    <w:bookmarkStart w:id="33" w:name="X5eae1c181c55f53b6bd332cf75f6f5be98b5890"/>
     <w:p>
       <w:pPr>
         <w:pStyle w:val="Heading3"/>
       </w:pPr>
       <w:r>
-        <w:t xml:space="preserve">Workflow 1: Browse &amp; filter</w:t>
+        <w:t xml:space="preserve">Workflow 1: Score a project &amp; set an investment (Score projects tab)</w:t>
       </w:r>
     </w:p>
     <w:p>
@@ -3019,7 +5485,133 @@
         <w:t xml:space="preserve"> </w:t>
       </w:r>
       <w:r>
-        <w:t xml:space="preserve">Project list, optionally narrowed by sponsor; click to open details.</w:t>
+        <w:t xml:space="preserve">Pick a project (its row shows whether</w:t>
+      </w:r>
+      <w:r>
+        <w:t xml:space="preserve"> </w:t>
+      </w:r>
+      <w:r>
+        <w:rPr>
+          <w:b/>
+          <w:bCs/>
+        </w:rPr>
+        <w:t xml:space="preserve">you</w:t>
+      </w:r>
+      <w:r>
+        <w:t xml:space="preserve"> </w:t>
+      </w:r>
+      <w:r>
+        <w:t xml:space="preserve">have scored it). Review the</w:t>
+      </w:r>
+      <w:r>
+        <w:t xml:space="preserve"> </w:t>
+      </w:r>
+      <w:r>
+        <w:t xml:space="preserve">description, big</w:t>
+      </w:r>
+      <w:r>
+        <w:t xml:space="preserve"> </w:t>
+      </w:r>
+      <w:r>
+        <w:rPr>
+          <w:b/>
+          <w:bCs/>
+        </w:rPr>
+        <w:t xml:space="preserve">Demo</w:t>
+      </w:r>
+      <w:r>
+        <w:t xml:space="preserve"> </w:t>
+      </w:r>
+      <w:r>
+        <w:t xml:space="preserve">and</w:t>
+      </w:r>
+      <w:r>
+        <w:t xml:space="preserve"> </w:t>
+      </w:r>
+      <w:r>
+        <w:rPr>
+          <w:b/>
+          <w:bCs/>
+        </w:rPr>
+        <w:t xml:space="preserve">Git</w:t>
+      </w:r>
+      <w:r>
+        <w:t xml:space="preserve"> </w:t>
+      </w:r>
+      <w:r>
+        <w:t xml:space="preserve">links,</w:t>
+      </w:r>
+      <w:r>
+        <w:t xml:space="preserve"> </w:t>
+      </w:r>
+      <w:r>
+        <w:rPr>
+          <w:b/>
+          <w:bCs/>
+        </w:rPr>
+        <w:t xml:space="preserve">Tracks</w:t>
+      </w:r>
+      <w:r>
+        <w:t xml:space="preserve"> </w:t>
+      </w:r>
+      <w:r>
+        <w:t xml:space="preserve">and</w:t>
+      </w:r>
+      <w:r>
+        <w:t xml:space="preserve"> </w:t>
+      </w:r>
+      <w:r>
+        <w:rPr>
+          <w:b/>
+          <w:bCs/>
+        </w:rPr>
+        <w:t xml:space="preserve">Sponsors used</w:t>
+      </w:r>
+      <w:r>
+        <w:t xml:space="preserve">. Enter the five</w:t>
+      </w:r>
+      <w:r>
+        <w:t xml:space="preserve"> </w:t>
+      </w:r>
+      <w:r>
+        <w:t xml:space="preserve">categories (each 0–100); a live total shows their average. Enter how much you’d</w:t>
+      </w:r>
+      <w:r>
+        <w:t xml:space="preserve"> </w:t>
+      </w:r>
+      <w:r>
+        <w:rPr>
+          <w:b/>
+          <w:bCs/>
+        </w:rPr>
+        <w:t xml:space="preserve">invest</w:t>
+      </w:r>
+      <w:r>
+        <w:t xml:space="preserve"> </w:t>
+      </w:r>
+      <w:r>
+        <w:t xml:space="preserve">if you</w:t>
+      </w:r>
+      <w:r>
+        <w:t xml:space="preserve"> </w:t>
+      </w:r>
+      <w:r>
+        <w:t xml:space="preserve">were an investor — type an amount and choose a unit (Exact $, Thousand, Lakh, Million, Crore,</w:t>
+      </w:r>
+      <w:r>
+        <w:t xml:space="preserve"> </w:t>
+      </w:r>
+      <w:r>
+        <w:t xml:space="preserve">Billion); a live preview shows the resolved dollar value. Add comments; Save →</w:t>
+      </w:r>
+      <w:r>
+        <w:t xml:space="preserve"> </w:t>
+      </w:r>
+      <w:r>
+        <w:t xml:space="preserve">“Score saved!”</w:t>
+      </w:r>
+      <w:r>
+        <w:t xml:space="preserve">.</w:t>
       </w:r>
       <w:r>
         <w:t xml:space="preserve"> </w:t>
@@ -3051,7 +5643,23 @@
         <w:t xml:space="preserve"> </w:t>
       </w:r>
       <w:r>
-        <w:t xml:space="preserve">deny.</w:t>
+        <w:t xml:space="preserve">deny. Every category 0–100 and investment ≥ 0?</w:t>
+      </w:r>
+      <w:r>
+        <w:t xml:space="preserve"> </w:t>
+      </w:r>
+      <w:r>
+        <w:rPr>
+          <w:b/>
+          <w:bCs/>
+        </w:rPr>
+        <w:t xml:space="preserve">NO:</w:t>
+      </w:r>
+      <w:r>
+        <w:t xml:space="preserve"> </w:t>
+      </w:r>
+      <w:r>
+        <w:t xml:space="preserve">stop with the offending value.</w:t>
       </w:r>
       <w:r>
         <w:t xml:space="preserve"> </w:t>
@@ -3067,7 +5675,35 @@
         <w:t xml:space="preserve"> </w:t>
       </w:r>
       <w:r>
-        <w:t xml:space="preserve">list (filtered if a sponsor chosen).</w:t>
+        <w:t xml:space="preserve">total = average of the five; store your investment;</w:t>
+      </w:r>
+      <w:r>
+        <w:t xml:space="preserve"> </w:t>
+      </w:r>
+      <w:r>
+        <w:t xml:space="preserve">upsert (update if you already scored).</w:t>
+      </w:r>
+      <w:r>
+        <w:t xml:space="preserve"> </w:t>
+      </w:r>
+      <w:r>
+        <w:rPr>
+          <w:b/>
+          <w:bCs/>
+        </w:rPr>
+        <w:t xml:space="preserve">Simple logic summary</w:t>
+      </w:r>
+      <w:r>
+        <w:t xml:space="preserve"> </w:t>
+      </w:r>
+      <w:r>
+        <w:t xml:space="preserve">IF judge AND all categories 0–100 AND investment ≥ 0 THEN save</w:t>
+      </w:r>
+      <w:r>
+        <w:t xml:space="preserve"> </w:t>
+      </w:r>
+      <w:r>
+        <w:t xml:space="preserve">(total = average, plus investment); ELSE stop.</w:t>
       </w:r>
       <w:r>
         <w:t xml:space="preserve"> </w:t>
@@ -3086,17 +5722,17 @@
         <w:rPr>
           <w:rStyle w:val="VerbatimChar"/>
         </w:rPr>
-        <w:t xml:space="preserve">[Open] -&gt; {judge?} --NO--&gt; [Denied]; -&gt; {filter?} -&gt; [List]</w:t>
-      </w:r>
-    </w:p>
-    <w:bookmarkEnd w:id="28"/>
-    <w:bookmarkStart w:id="29" w:name="workflow-2-score-a-project"/>
+        <w:t xml:space="preserve">[Pick project] -&gt; [Enter 5 cats + investment] -&gt; {valid?} --NO--&gt; [Error]; --YES--&gt; [upsert]</w:t>
+      </w:r>
+    </w:p>
+    <w:bookmarkEnd w:id="33"/>
+    <w:bookmarkStart w:id="34" w:name="Xdbfc4a66caf17e730dae96908420d068b19a6fa"/>
     <w:p>
       <w:pPr>
         <w:pStyle w:val="Heading3"/>
       </w:pPr>
       <w:r>
-        <w:t xml:space="preserve">Workflow 2: Score a project</w:t>
+        <w:t xml:space="preserve">Workflow 2: View results &amp; averages (Results tab)</w:t>
       </w:r>
     </w:p>
     <w:p>
@@ -3114,16 +5750,32 @@
         <w:t xml:space="preserve"> </w:t>
       </w:r>
       <w:r>
-        <w:t xml:space="preserve">Enter the six values (live total), comments, Save →</w:t>
-      </w:r>
-      <w:r>
-        <w:t xml:space="preserve"> </w:t>
-      </w:r>
-      <w:r>
-        <w:t xml:space="preserve">“Score saved!”</w:t>
-      </w:r>
-      <w:r>
-        <w:t xml:space="preserve">.</w:t>
+        <w:t xml:space="preserve">A leaderboard ranked by average score (highest first): rank with medals for</w:t>
+      </w:r>
+      <w:r>
+        <w:t xml:space="preserve"> </w:t>
+      </w:r>
+      <w:r>
+        <w:t xml:space="preserve">the top 3, each project’s</w:t>
+      </w:r>
+      <w:r>
+        <w:t xml:space="preserve"> </w:t>
+      </w:r>
+      <w:r>
+        <w:rPr>
+          <w:b/>
+          <w:bCs/>
+        </w:rPr>
+        <w:t xml:space="preserve">average /100 across all judges</w:t>
+      </w:r>
+      <w:r>
+        <w:t xml:space="preserve">, how many judges scored it, and the</w:t>
+      </w:r>
+      <w:r>
+        <w:t xml:space="preserve"> </w:t>
+      </w:r>
+      <w:r>
+        <w:t xml:space="preserve">per-category averages. Optionally narrowed by sponsor.</w:t>
       </w:r>
       <w:r>
         <w:t xml:space="preserve"> </w:t>
@@ -3139,55 +5791,29 @@
         <w:t xml:space="preserve"> </w:t>
       </w:r>
       <w:r>
-        <w:t xml:space="preserve">All in range?</w:t>
-      </w:r>
-      <w:r>
-        <w:t xml:space="preserve"> </w:t>
-      </w:r>
-      <w:r>
-        <w:rPr>
-          <w:b/>
-          <w:bCs/>
-        </w:rPr>
-        <w:t xml:space="preserve">NO:</w:t>
-      </w:r>
-      <w:r>
-        <w:t xml:space="preserve"> </w:t>
-      </w:r>
-      <w:r>
-        <w:t xml:space="preserve">stop. Scored before?</w:t>
-      </w:r>
-      <w:r>
-        <w:t xml:space="preserve"> </w:t>
-      </w:r>
-      <w:r>
-        <w:rPr>
-          <w:b/>
-          <w:bCs/>
-        </w:rPr>
-        <w:t xml:space="preserve">YES:</w:t>
-      </w:r>
-      <w:r>
-        <w:t xml:space="preserve"> </w:t>
-      </w:r>
-      <w:r>
-        <w:t xml:space="preserve">update;</w:t>
-      </w:r>
-      <w:r>
-        <w:t xml:space="preserve"> </w:t>
-      </w:r>
-      <w:r>
-        <w:rPr>
-          <w:b/>
-          <w:bCs/>
-        </w:rPr>
-        <w:t xml:space="preserve">NO:</w:t>
-      </w:r>
-      <w:r>
-        <w:t xml:space="preserve"> </w:t>
-      </w:r>
-      <w:r>
-        <w:t xml:space="preserve">create. Store total.</w:t>
+        <w:t xml:space="preserve">For each project, compute the average of all judges’ totals (and the</w:t>
+      </w:r>
+      <w:r>
+        <w:t xml:space="preserve"> </w:t>
+      </w:r>
+      <w:r>
+        <w:t xml:space="preserve">average per category), then sort descending.</w:t>
+      </w:r>
+      <w:r>
+        <w:t xml:space="preserve"> </w:t>
+      </w:r>
+      <w:r>
+        <w:rPr>
+          <w:b/>
+          <w:bCs/>
+        </w:rPr>
+        <w:t xml:space="preserve">Simple logic summary</w:t>
+      </w:r>
+      <w:r>
+        <w:t xml:space="preserve"> </w:t>
+      </w:r>
+      <w:r>
+        <w:t xml:space="preserve">Show every project ranked by its average judge score.</w:t>
       </w:r>
       <w:r>
         <w:t xml:space="preserve"> </w:t>
@@ -3206,7 +5832,267 @@
         <w:rPr>
           <w:rStyle w:val="VerbatimChar"/>
         </w:rPr>
-        <w:t xml:space="preserve">[Enter] -&gt; {in range?} --NO--&gt; [Error]; -&gt; {scored?} -&gt; [Upsert total]</w:t>
+        <w:t xml:space="preserve">[Open Results] -&gt; [Average each project across judges] -&gt; [Ranked leaderboard]</w:t>
+      </w:r>
+    </w:p>
+    <w:bookmarkEnd w:id="34"/>
+    <w:bookmarkStart w:id="35" w:name="X47ffcc7c7b89a5b4a829d38093a38a124ef56f9"/>
+    <w:p>
+      <w:pPr>
+        <w:pStyle w:val="Heading3"/>
+      </w:pPr>
+      <w:r>
+        <w:t xml:space="preserve">Workflow 3: View investments (Investments tab)</w:t>
+      </w:r>
+    </w:p>
+    <w:p>
+      <w:pPr>
+        <w:pStyle w:val="FirstParagraph"/>
+      </w:pPr>
+      <w:r>
+        <w:rPr>
+          <w:b/>
+          <w:bCs/>
+        </w:rPr>
+        <w:t xml:space="preserve">What the user sees</w:t>
+      </w:r>
+      <w:r>
+        <w:t xml:space="preserve"> </w:t>
+      </w:r>
+      <w:r>
+        <w:t xml:space="preserve">A leaderboard ranked by</w:t>
+      </w:r>
+      <w:r>
+        <w:t xml:space="preserve"> </w:t>
+      </w:r>
+      <w:r>
+        <w:rPr>
+          <w:b/>
+          <w:bCs/>
+        </w:rPr>
+        <w:t xml:space="preserve">total investment</w:t>
+      </w:r>
+      <w:r>
+        <w:t xml:space="preserve"> </w:t>
+      </w:r>
+      <w:r>
+        <w:t xml:space="preserve">(highest first): each project’s</w:t>
+      </w:r>
+      <w:r>
+        <w:t xml:space="preserve"> </w:t>
+      </w:r>
+      <w:r>
+        <w:t xml:space="preserve">Tracks, Sponsors, total money offered across all judges, how many judges invested, and the overall</w:t>
+      </w:r>
+      <w:r>
+        <w:t xml:space="preserve"> </w:t>
+      </w:r>
+      <w:r>
+        <w:t xml:space="preserve">total. Clicking a row opens its details popup.</w:t>
+      </w:r>
+      <w:r>
+        <w:t xml:space="preserve"> </w:t>
+      </w:r>
+      <w:r>
+        <w:rPr>
+          <w:b/>
+          <w:bCs/>
+        </w:rPr>
+        <w:t xml:space="preserve">What the system does</w:t>
+      </w:r>
+      <w:r>
+        <w:t xml:space="preserve"> </w:t>
+      </w:r>
+      <w:r>
+        <w:t xml:space="preserve">For each project, sum every judge’s investment, then sort descending.</w:t>
+      </w:r>
+      <w:r>
+        <w:t xml:space="preserve"> </w:t>
+      </w:r>
+      <w:r>
+        <w:rPr>
+          <w:b/>
+          <w:bCs/>
+        </w:rPr>
+        <w:t xml:space="preserve">Simple logic summary</w:t>
+      </w:r>
+      <w:r>
+        <w:t xml:space="preserve"> </w:t>
+      </w:r>
+      <w:r>
+        <w:t xml:space="preserve">Show every project ranked by the total invested across judges.</w:t>
+      </w:r>
+      <w:r>
+        <w:t xml:space="preserve"> </w:t>
+      </w:r>
+      <w:r>
+        <w:rPr>
+          <w:b/>
+          <w:bCs/>
+        </w:rPr>
+        <w:t xml:space="preserve">Flow picture</w:t>
+      </w:r>
+      <w:r>
+        <w:t xml:space="preserve"> </w:t>
+      </w:r>
+      <w:r>
+        <w:rPr>
+          <w:rStyle w:val="VerbatimChar"/>
+        </w:rPr>
+        <w:t xml:space="preserve">[Open Investments] -&gt; [Sum each project's investments across judges] -&gt; [Ranked by total]</w:t>
+      </w:r>
+    </w:p>
+    <w:bookmarkEnd w:id="35"/>
+    <w:bookmarkStart w:id="36" w:name="workflow-4-open-project-details-any-tab"/>
+    <w:p>
+      <w:pPr>
+        <w:pStyle w:val="Heading3"/>
+      </w:pPr>
+      <w:r>
+        <w:t xml:space="preserve">Workflow 4: Open project details (any tab)</w:t>
+      </w:r>
+    </w:p>
+    <w:p>
+      <w:pPr>
+        <w:pStyle w:val="Compact"/>
+        <w:numPr>
+          <w:ilvl w:val="0"/>
+          <w:numId w:val="1020"/>
+        </w:numPr>
+      </w:pPr>
+      <w:r>
+        <w:rPr>
+          <w:b/>
+          <w:bCs/>
+        </w:rPr>
+        <w:t xml:space="preserve">What starts it:</w:t>
+      </w:r>
+      <w:r>
+        <w:t xml:space="preserve"> </w:t>
+      </w:r>
+      <w:r>
+        <w:t xml:space="preserve">Clicking a project row in the Results or Investments leaderboard.</w:t>
+      </w:r>
+    </w:p>
+    <w:p>
+      <w:pPr>
+        <w:pStyle w:val="FirstParagraph"/>
+      </w:pPr>
+      <w:r>
+        <w:rPr>
+          <w:b/>
+          <w:bCs/>
+        </w:rPr>
+        <w:t xml:space="preserve">What the user sees</w:t>
+      </w:r>
+      <w:r>
+        <w:t xml:space="preserve"> </w:t>
+      </w:r>
+      <w:r>
+        <w:t xml:space="preserve">A popup with the project’s description, big</w:t>
+      </w:r>
+      <w:r>
+        <w:t xml:space="preserve"> </w:t>
+      </w:r>
+      <w:r>
+        <w:rPr>
+          <w:b/>
+          <w:bCs/>
+        </w:rPr>
+        <w:t xml:space="preserve">Watch Demo Video</w:t>
+      </w:r>
+      <w:r>
+        <w:t xml:space="preserve"> </w:t>
+      </w:r>
+      <w:r>
+        <w:t xml:space="preserve">and</w:t>
+      </w:r>
+      <w:r>
+        <w:t xml:space="preserve"> </w:t>
+      </w:r>
+      <w:r>
+        <w:rPr>
+          <w:b/>
+          <w:bCs/>
+        </w:rPr>
+        <w:t xml:space="preserve">View</w:t>
+      </w:r>
+      <w:r>
+        <w:rPr>
+          <w:b/>
+          <w:bCs/>
+        </w:rPr>
+        <w:t xml:space="preserve"> </w:t>
+      </w:r>
+      <w:r>
+        <w:rPr>
+          <w:b/>
+          <w:bCs/>
+        </w:rPr>
+        <w:t xml:space="preserve">GitHub Repository</w:t>
+      </w:r>
+      <w:r>
+        <w:t xml:space="preserve"> </w:t>
+      </w:r>
+      <w:r>
+        <w:t xml:space="preserve">links, its Tracks and Sponsors (each explained), the team, and — for scored</w:t>
+      </w:r>
+      <w:r>
+        <w:t xml:space="preserve"> </w:t>
+      </w:r>
+      <w:r>
+        <w:t xml:space="preserve">projects — the average and per-category averages. Close to return to the leaderboard.</w:t>
+      </w:r>
+      <w:r>
+        <w:t xml:space="preserve"> </w:t>
+      </w:r>
+      <w:r>
+        <w:rPr>
+          <w:b/>
+          <w:bCs/>
+        </w:rPr>
+        <w:t xml:space="preserve">What the system does</w:t>
+      </w:r>
+      <w:r>
+        <w:t xml:space="preserve"> </w:t>
+      </w:r>
+      <w:r>
+        <w:t xml:space="preserve">Show the selected project’s full details (already loaded with the list).</w:t>
+      </w:r>
+      <w:r>
+        <w:t xml:space="preserve"> </w:t>
+      </w:r>
+      <w:r>
+        <w:rPr>
+          <w:b/>
+          <w:bCs/>
+        </w:rPr>
+        <w:t xml:space="preserve">Simple logic summary</w:t>
+      </w:r>
+      <w:r>
+        <w:t xml:space="preserve"> </w:t>
+      </w:r>
+      <w:r>
+        <w:t xml:space="preserve">Open the details popup for the clicked project.</w:t>
+      </w:r>
+      <w:r>
+        <w:t xml:space="preserve"> </w:t>
+      </w:r>
+      <w:r>
+        <w:rPr>
+          <w:b/>
+          <w:bCs/>
+        </w:rPr>
+        <w:t xml:space="preserve">Flow picture</w:t>
+      </w:r>
+      <w:r>
+        <w:t xml:space="preserve"> </w:t>
+      </w:r>
+      <w:r>
+        <w:rPr>
+          <w:rStyle w:val="VerbatimChar"/>
+        </w:rPr>
+        <w:t xml:space="preserve">[Click row] -&gt; [Details popup: demo + GitHub + tracks + sponsors + team] -&gt; [Close]</w:t>
       </w:r>
     </w:p>
     <w:p>
@@ -3216,9 +6102,9 @@
         </w:pict>
       </w:r>
     </w:p>
-    <w:bookmarkEnd w:id="29"/>
-    <w:bookmarkEnd w:id="30"/>
-    <w:bookmarkStart w:id="37" w:name="ui-page-hackathon-admin-admin-only"/>
+    <w:bookmarkEnd w:id="36"/>
+    <w:bookmarkEnd w:id="37"/>
+    <w:bookmarkStart w:id="45" w:name="ui-page-hackathon-admin-admin-only"/>
     <w:p>
       <w:pPr>
         <w:pStyle w:val="Heading2"/>
@@ -3247,7 +6133,7 @@
         <w:pStyle w:val="Compact"/>
         <w:numPr>
           <w:ilvl w:val="0"/>
-          <w:numId w:val="1013"/>
+          <w:numId w:val="1021"/>
         </w:numPr>
       </w:pPr>
       <w:r>
@@ -3275,7 +6161,7 @@
         <w:pStyle w:val="Compact"/>
         <w:numPr>
           <w:ilvl w:val="0"/>
-          <w:numId w:val="1013"/>
+          <w:numId w:val="1021"/>
         </w:numPr>
       </w:pPr>
       <w:r>
@@ -3303,7 +6189,7 @@
         <w:pStyle w:val="Compact"/>
         <w:numPr>
           <w:ilvl w:val="0"/>
-          <w:numId w:val="1013"/>
+          <w:numId w:val="1021"/>
         </w:numPr>
       </w:pPr>
       <w:r>
@@ -3337,7 +6223,7 @@
         <w:pStyle w:val="Compact"/>
         <w:numPr>
           <w:ilvl w:val="0"/>
-          <w:numId w:val="1013"/>
+          <w:numId w:val="1021"/>
         </w:numPr>
       </w:pPr>
       <w:r>
@@ -3360,7 +6246,7 @@
         <w:t xml:space="preserve">confirm first.</w:t>
       </w:r>
     </w:p>
-    <w:bookmarkStart w:id="31" w:name="workflow-1-edit-details"/>
+    <w:bookmarkStart w:id="38" w:name="workflow-1-edit-details"/>
     <w:p>
       <w:pPr>
         <w:pStyle w:val="Heading3"/>
@@ -3384,7 +6270,128 @@
         <w:t xml:space="preserve"> </w:t>
       </w:r>
       <w:r>
-        <w:t xml:space="preserve">Updated name/details with</w:t>
+        <w:t xml:space="preserve">Edit</w:t>
+      </w:r>
+      <w:r>
+        <w:t xml:space="preserve"> </w:t>
+      </w:r>
+      <w:r>
+        <w:rPr>
+          <w:b/>
+          <w:bCs/>
+        </w:rPr>
+        <w:t xml:space="preserve">Name</w:t>
+      </w:r>
+      <w:r>
+        <w:t xml:space="preserve">,</w:t>
+      </w:r>
+      <w:r>
+        <w:t xml:space="preserve"> </w:t>
+      </w:r>
+      <w:r>
+        <w:rPr>
+          <w:b/>
+          <w:bCs/>
+        </w:rPr>
+        <w:t xml:space="preserve">Description</w:t>
+      </w:r>
+      <w:r>
+        <w:t xml:space="preserve">, event</w:t>
+      </w:r>
+      <w:r>
+        <w:t xml:space="preserve"> </w:t>
+      </w:r>
+      <w:r>
+        <w:rPr>
+          <w:b/>
+          <w:bCs/>
+        </w:rPr>
+        <w:t xml:space="preserve">Date</w:t>
+      </w:r>
+      <w:r>
+        <w:t xml:space="preserve">,</w:t>
+      </w:r>
+      <w:r>
+        <w:t xml:space="preserve"> </w:t>
+      </w:r>
+      <w:r>
+        <w:rPr>
+          <w:b/>
+          <w:bCs/>
+        </w:rPr>
+        <w:t xml:space="preserve">Start time</w:t>
+      </w:r>
+      <w:r>
+        <w:t xml:space="preserve">,</w:t>
+      </w:r>
+      <w:r>
+        <w:t xml:space="preserve"> </w:t>
+      </w:r>
+      <w:r>
+        <w:rPr>
+          <w:b/>
+          <w:bCs/>
+        </w:rPr>
+        <w:t xml:space="preserve">End</w:t>
+      </w:r>
+      <w:r>
+        <w:rPr>
+          <w:b/>
+          <w:bCs/>
+        </w:rPr>
+        <w:t xml:space="preserve"> </w:t>
+      </w:r>
+      <w:r>
+        <w:rPr>
+          <w:b/>
+          <w:bCs/>
+        </w:rPr>
+        <w:t xml:space="preserve">time</w:t>
+      </w:r>
+      <w:r>
+        <w:t xml:space="preserve">,</w:t>
+      </w:r>
+      <w:r>
+        <w:t xml:space="preserve"> </w:t>
+      </w:r>
+      <w:r>
+        <w:rPr>
+          <w:b/>
+          <w:bCs/>
+        </w:rPr>
+        <w:t xml:space="preserve">Location</w:t>
+      </w:r>
+      <w:r>
+        <w:t xml:space="preserve">,</w:t>
+      </w:r>
+      <w:r>
+        <w:t xml:space="preserve"> </w:t>
+      </w:r>
+      <w:r>
+        <w:rPr>
+          <w:b/>
+          <w:bCs/>
+        </w:rPr>
+        <w:t xml:space="preserve">Community &amp; Support</w:t>
+      </w:r>
+      <w:r>
+        <w:t xml:space="preserve"> </w:t>
+      </w:r>
+      <w:r>
+        <w:t xml:space="preserve">(Discord/channel), and</w:t>
+      </w:r>
+      <w:r>
+        <w:t xml:space="preserve"> </w:t>
+      </w:r>
+      <w:r>
+        <w:rPr>
+          <w:b/>
+          <w:bCs/>
+        </w:rPr>
+        <w:t xml:space="preserve">Schedule</w:t>
+      </w:r>
+      <w:r>
+        <w:t xml:space="preserve">; Save →</w:t>
       </w:r>
       <w:r>
         <w:t xml:space="preserve"> </w:t>
@@ -3403,29 +6410,189 @@
           <w:b/>
           <w:bCs/>
         </w:rPr>
+        <w:t xml:space="preserve">What the system</w:t>
+      </w:r>
+      <w:r>
+        <w:rPr>
+          <w:b/>
+          <w:bCs/>
+        </w:rPr>
+        <w:t xml:space="preserve"> </w:t>
+      </w:r>
+      <w:r>
+        <w:rPr>
+          <w:b/>
+          <w:bCs/>
+        </w:rPr>
+        <w:t xml:space="preserve">does</w:t>
+      </w:r>
+      <w:r>
+        <w:t xml:space="preserve"> </w:t>
+      </w:r>
+      <w:r>
+        <w:t xml:space="preserve">Store them; shown to everyone on the Overview. Changing the</w:t>
+      </w:r>
+      <w:r>
+        <w:t xml:space="preserve"> </w:t>
+      </w:r>
+      <w:r>
+        <w:rPr>
+          <w:b/>
+          <w:bCs/>
+        </w:rPr>
+        <w:t xml:space="preserve">Date</w:t>
+      </w:r>
+      <w:r>
+        <w:t xml:space="preserve"> </w:t>
+      </w:r>
+      <w:r>
+        <w:t xml:space="preserve">changes the only day on</w:t>
+      </w:r>
+      <w:r>
+        <w:t xml:space="preserve"> </w:t>
+      </w:r>
+      <w:r>
+        <w:t xml:space="preserve">which projects may be submitted.</w:t>
+      </w:r>
+    </w:p>
+    <w:bookmarkEnd w:id="38"/>
+    <w:bookmarkStart w:id="39" w:name="X1c5e1eb0c091dc88d8f3f63196b8c6ed2bff7e1"/>
+    <w:p>
+      <w:pPr>
+        <w:pStyle w:val="Heading3"/>
+      </w:pPr>
+      <w:r>
+        <w:t xml:space="preserve">Workflow 2: Manage tracks (name + description)</w:t>
+      </w:r>
+    </w:p>
+    <w:p>
+      <w:pPr>
+        <w:pStyle w:val="FirstParagraph"/>
+      </w:pPr>
+      <w:r>
+        <w:rPr>
+          <w:b/>
+          <w:bCs/>
+        </w:rPr>
+        <w:t xml:space="preserve">What the user sees</w:t>
+      </w:r>
+      <w:r>
+        <w:t xml:space="preserve"> </w:t>
+      </w:r>
+      <w:r>
+        <w:t xml:space="preserve">Each track has an editable</w:t>
+      </w:r>
+      <w:r>
+        <w:t xml:space="preserve"> </w:t>
+      </w:r>
+      <w:r>
+        <w:rPr>
+          <w:b/>
+          <w:bCs/>
+        </w:rPr>
+        <w:t xml:space="preserve">name</w:t>
+      </w:r>
+      <w:r>
+        <w:t xml:space="preserve"> </w:t>
+      </w:r>
+      <w:r>
+        <w:t xml:space="preserve">and</w:t>
+      </w:r>
+      <w:r>
+        <w:t xml:space="preserve"> </w:t>
+      </w:r>
+      <w:r>
+        <w:rPr>
+          <w:b/>
+          <w:bCs/>
+        </w:rPr>
+        <w:t xml:space="preserve">description</w:t>
+      </w:r>
+      <w:r>
+        <w:t xml:space="preserve">; add/save/delete.</w:t>
+      </w:r>
+      <w:r>
+        <w:t xml:space="preserve"> </w:t>
+      </w:r>
+      <w:r>
+        <w:rPr>
+          <w:b/>
+          <w:bCs/>
+        </w:rPr>
         <w:t xml:space="preserve">What the system does</w:t>
       </w:r>
       <w:r>
         <w:t xml:space="preserve"> </w:t>
       </w:r>
       <w:r>
-        <w:t xml:space="preserve">Store them;</w:t>
-      </w:r>
-      <w:r>
-        <w:t xml:space="preserve"> </w:t>
-      </w:r>
-      <w:r>
-        <w:t xml:space="preserve">shown to everyone in this hackathon.</w:t>
-      </w:r>
-    </w:p>
-    <w:bookmarkEnd w:id="31"/>
-    <w:bookmarkStart w:id="32" w:name="workflow-2-3-manage-tracks-sponsors"/>
+        <w:t xml:space="preserve">Empty name?</w:t>
+      </w:r>
+      <w:r>
+        <w:t xml:space="preserve"> </w:t>
+      </w:r>
+      <w:r>
+        <w:rPr>
+          <w:b/>
+          <w:bCs/>
+        </w:rPr>
+        <w:t xml:space="preserve">YES:</w:t>
+      </w:r>
+      <w:r>
+        <w:t xml:space="preserve"> </w:t>
+      </w:r>
+      <w:r>
+        <w:t xml:space="preserve">reject.</w:t>
+      </w:r>
+      <w:r>
+        <w:t xml:space="preserve"> </w:t>
+      </w:r>
+      <w:r>
+        <w:rPr>
+          <w:b/>
+          <w:bCs/>
+        </w:rPr>
+        <w:t xml:space="preserve">NO:</w:t>
+      </w:r>
+      <w:r>
+        <w:t xml:space="preserve"> </w:t>
+      </w:r>
+      <w:r>
+        <w:t xml:space="preserve">apply. Descriptions appear on the</w:t>
+      </w:r>
+      <w:r>
+        <w:t xml:space="preserve"> </w:t>
+      </w:r>
+      <w:r>
+        <w:t xml:space="preserve">Overview under Tracks &amp; Themes.</w:t>
+      </w:r>
+      <w:r>
+        <w:t xml:space="preserve"> </w:t>
+      </w:r>
+      <w:r>
+        <w:rPr>
+          <w:b/>
+          <w:bCs/>
+        </w:rPr>
+        <w:t xml:space="preserve">Flow picture</w:t>
+      </w:r>
+      <w:r>
+        <w:t xml:space="preserve"> </w:t>
+      </w:r>
+      <w:r>
+        <w:rPr>
+          <w:rStyle w:val="VerbatimChar"/>
+        </w:rPr>
+        <w:t xml:space="preserve">[Edit name + description] -&gt; {name empty?} --YES--&gt; [Reject]; --NO--&gt; [Saved]</w:t>
+      </w:r>
+    </w:p>
+    <w:bookmarkEnd w:id="39"/>
+    <w:bookmarkStart w:id="40" w:name="Xec5146c11c1b0e8ee592f2974a1656ffd1a1347"/>
     <w:p>
       <w:pPr>
         <w:pStyle w:val="Heading3"/>
       </w:pPr>
       <w:r>
-        <w:t xml:space="preserve">Workflow 2 &amp; 3: Manage tracks / sponsors</w:t>
+        <w:t xml:space="preserve">Workflow 3: Manage sponsors (name + description + access/credits + prizes)</w:t>
       </w:r>
     </w:p>
     <w:p>
@@ -3443,7 +6610,73 @@
         <w:t xml:space="preserve"> </w:t>
       </w:r>
       <w:r>
-        <w:t xml:space="preserve">Add/rename/delete updates the list.</w:t>
+        <w:t xml:space="preserve">Each sponsor has editable</w:t>
+      </w:r>
+      <w:r>
+        <w:t xml:space="preserve"> </w:t>
+      </w:r>
+      <w:r>
+        <w:rPr>
+          <w:b/>
+          <w:bCs/>
+        </w:rPr>
+        <w:t xml:space="preserve">name</w:t>
+      </w:r>
+      <w:r>
+        <w:t xml:space="preserve">,</w:t>
+      </w:r>
+      <w:r>
+        <w:t xml:space="preserve"> </w:t>
+      </w:r>
+      <w:r>
+        <w:rPr>
+          <w:b/>
+          <w:bCs/>
+        </w:rPr>
+        <w:t xml:space="preserve">description</w:t>
+      </w:r>
+      <w:r>
+        <w:t xml:space="preserve">,</w:t>
+      </w:r>
+      <w:r>
+        <w:t xml:space="preserve"> </w:t>
+      </w:r>
+      <w:r>
+        <w:rPr>
+          <w:b/>
+          <w:bCs/>
+        </w:rPr>
+        <w:t xml:space="preserve">Tool Access &amp;</w:t>
+      </w:r>
+      <w:r>
+        <w:rPr>
+          <w:b/>
+          <w:bCs/>
+        </w:rPr>
+        <w:t xml:space="preserve"> </w:t>
+      </w:r>
+      <w:r>
+        <w:rPr>
+          <w:b/>
+          <w:bCs/>
+        </w:rPr>
+        <w:t xml:space="preserve">Credits</w:t>
+      </w:r>
+      <w:r>
+        <w:t xml:space="preserve">, and</w:t>
+      </w:r>
+      <w:r>
+        <w:t xml:space="preserve"> </w:t>
+      </w:r>
+      <w:r>
+        <w:rPr>
+          <w:b/>
+          <w:bCs/>
+        </w:rPr>
+        <w:t xml:space="preserve">Prizes</w:t>
+      </w:r>
+      <w:r>
+        <w:t xml:space="preserve">; add/save/delete.</w:t>
       </w:r>
       <w:r>
         <w:t xml:space="preserve"> </w:t>
@@ -3491,7 +6724,13 @@
         <w:t xml:space="preserve"> </w:t>
       </w:r>
       <w:r>
-        <w:t xml:space="preserve">apply.</w:t>
+        <w:t xml:space="preserve">apply. Description, access</w:t>
+      </w:r>
+      <w:r>
+        <w:t xml:space="preserve"> </w:t>
+      </w:r>
+      <w:r>
+        <w:t xml:space="preserve">instructions and prizes appear on the Overview (Sponsors, Tool Access &amp; Credits, Prizes).</w:t>
       </w:r>
       <w:r>
         <w:t xml:space="preserve"> </w:t>
@@ -3510,11 +6749,11 @@
         <w:rPr>
           <w:rStyle w:val="VerbatimChar"/>
         </w:rPr>
-        <w:t xml:space="preserve">[Type] -&gt; {empty?} -&gt; reject/apply</w:t>
-      </w:r>
-    </w:p>
-    <w:bookmarkEnd w:id="32"/>
-    <w:bookmarkStart w:id="33" w:name="workflow-4-assign-judges"/>
+        <w:t xml:space="preserve">[Edit sponsor fields] -&gt; {name empty?} --YES--&gt; [Reject]; --NO--&gt; [Saved]</w:t>
+      </w:r>
+    </w:p>
+    <w:bookmarkEnd w:id="40"/>
+    <w:bookmarkStart w:id="41" w:name="workflow-4-assign-judges"/>
     <w:p>
       <w:pPr>
         <w:pStyle w:val="Heading3"/>
@@ -3589,8 +6828,8 @@
         <w:t xml:space="preserve">[Pick user] -&gt; [Add judge]; [✕] -&gt; [Revoke]</w:t>
       </w:r>
     </w:p>
-    <w:bookmarkEnd w:id="33"/>
-    <w:bookmarkStart w:id="34" w:name="workflow-5-run-team-matching"/>
+    <w:bookmarkEnd w:id="41"/>
+    <w:bookmarkStart w:id="42" w:name="workflow-5-run-team-matching"/>
     <w:p>
       <w:pPr>
         <w:pStyle w:val="Heading3"/>
@@ -3696,8 +6935,8 @@
         <w:t xml:space="preserve">[Run] -&gt; {new?} --NO--&gt; [Nothing]; --YES--&gt; [Form ≤4 teams] -&gt; [Lock + show]</w:t>
       </w:r>
     </w:p>
-    <w:bookmarkEnd w:id="34"/>
-    <w:bookmarkStart w:id="35" w:name="Xde35204ce836c26faaf886e2263f7aac8a21f12"/>
+    <w:bookmarkEnd w:id="42"/>
+    <w:bookmarkStart w:id="43" w:name="Xde35204ce836c26faaf886e2263f7aac8a21f12"/>
     <w:p>
       <w:pPr>
         <w:pStyle w:val="Heading3"/>
@@ -3821,8 +7060,8 @@
         <w:t xml:space="preserve">[Delete all] -&gt; {confirm?} --YES--&gt; [Wipe projects + scores] -&gt; [Empty]</w:t>
       </w:r>
     </w:p>
-    <w:bookmarkEnd w:id="35"/>
-    <w:bookmarkStart w:id="36" w:name="workflow-7-delete-hackathon"/>
+    <w:bookmarkEnd w:id="43"/>
+    <w:bookmarkStart w:id="44" w:name="workflow-7-delete-hackathon"/>
     <w:p>
       <w:pPr>
         <w:pStyle w:val="Heading3"/>
@@ -3884,9 +7123,9 @@
         <w:t xml:space="preserve">[Delete hackathon] -&gt; {confirm?} --YES--&gt; [Remove all] -&gt; [Hackathons]</w:t>
       </w:r>
     </w:p>
-    <w:bookmarkEnd w:id="36"/>
-    <w:bookmarkEnd w:id="37"/>
-    <w:bookmarkEnd w:id="38"/>
+    <w:bookmarkEnd w:id="44"/>
+    <w:bookmarkEnd w:id="45"/>
+    <w:bookmarkEnd w:id="46"/>
     <w:sectPr>
       <w:footnotePr>
         <w:numRestart w:val="eachSect"/>
@@ -4140,6 +7379,30 @@
     <w:abstractNumId w:val="991"/>
   </w:num>
   <w:num w:numId="1013">
+    <w:abstractNumId w:val="991"/>
+  </w:num>
+  <w:num w:numId="1014">
+    <w:abstractNumId w:val="991"/>
+  </w:num>
+  <w:num w:numId="1015">
+    <w:abstractNumId w:val="991"/>
+  </w:num>
+  <w:num w:numId="1016">
+    <w:abstractNumId w:val="991"/>
+  </w:num>
+  <w:num w:numId="1017">
+    <w:abstractNumId w:val="991"/>
+  </w:num>
+  <w:num w:numId="1018">
+    <w:abstractNumId w:val="991"/>
+  </w:num>
+  <w:num w:numId="1019">
+    <w:abstractNumId w:val="991"/>
+  </w:num>
+  <w:num w:numId="1020">
+    <w:abstractNumId w:val="991"/>
+  </w:num>
+  <w:num w:numId="1021">
     <w:abstractNumId w:val="991"/>
   </w:num>
 </w:numbering>
